--- a/static/templates/laporan/REKAPITULASI HARIAN.docx
+++ b/static/templates/laporan/REKAPITULASI HARIAN.docx
@@ -729,32 +729,97 @@
         <w:tc>
           <w:tcPr>
             <w:tcW w:w="1376" w:type="dxa"/>
-          </w:tcPr>
-          <w:p/>
+            <w:vAlign w:val="center"/>
+          </w:tcPr>
+          <w:p>
+            <w:pPr>
+              <w:jc w:val="center"/>
+            </w:pPr>
+            <w:fldSimple w:instr=" MERGEFIELD persediaan_awal_pertamax ">
+              <w:r>
+                <w:rPr>
+                  <w:noProof/>
+                </w:rPr>
+                <w:t>1,025</w:t>
+              </w:r>
+            </w:fldSimple>
+          </w:p>
         </w:tc>
         <w:tc>
           <w:tcPr>
             <w:tcW w:w="1453" w:type="dxa"/>
-          </w:tcPr>
-          <w:p/>
+            <w:vAlign w:val="center"/>
+          </w:tcPr>
+          <w:p>
+            <w:pPr>
+              <w:jc w:val="center"/>
+            </w:pPr>
+            <w:fldSimple w:instr=" MERGEFIELD penerimaan_pertamax ">
+              <w:r>
+                <w:rPr>
+                  <w:noProof/>
+                </w:rPr>
+                <w:t>8,000</w:t>
+              </w:r>
+            </w:fldSimple>
+          </w:p>
         </w:tc>
         <w:tc>
           <w:tcPr>
             <w:tcW w:w="1003" w:type="dxa"/>
-          </w:tcPr>
-          <w:p/>
+            <w:vAlign w:val="center"/>
+          </w:tcPr>
+          <w:p>
+            <w:pPr>
+              <w:jc w:val="center"/>
+            </w:pPr>
+            <w:fldSimple w:instr=" MERGEFIELD jumlah_pertamax ">
+              <w:r>
+                <w:rPr>
+                  <w:noProof/>
+                </w:rPr>
+                <w:t>9,025</w:t>
+              </w:r>
+            </w:fldSimple>
+          </w:p>
         </w:tc>
         <w:tc>
           <w:tcPr>
             <w:tcW w:w="1576" w:type="dxa"/>
-          </w:tcPr>
-          <w:p/>
+            <w:vAlign w:val="center"/>
+          </w:tcPr>
+          <w:p>
+            <w:pPr>
+              <w:jc w:val="center"/>
+            </w:pPr>
+            <w:fldSimple w:instr=" MERGEFIELD pengeluaran_pertamax ">
+              <w:r>
+                <w:rPr>
+                  <w:noProof/>
+                </w:rPr>
+                <w:t>3,060</w:t>
+              </w:r>
+            </w:fldSimple>
+          </w:p>
         </w:tc>
         <w:tc>
           <w:tcPr>
             <w:tcW w:w="1376" w:type="dxa"/>
-          </w:tcPr>
-          <w:p/>
+            <w:vAlign w:val="center"/>
+          </w:tcPr>
+          <w:p>
+            <w:pPr>
+              <w:jc w:val="center"/>
+            </w:pPr>
+            <w:fldSimple w:instr=" MERGEFIELD persediaan_akhir_dex ">
+              <w:r>
+                <w:rPr>
+                  <w:noProof/>
+                </w:rPr>
+                <w:t>5,935</w:t>
+              </w:r>
+            </w:fldSimple>
+          </w:p>
         </w:tc>
         <w:tc>
           <w:tcPr>
@@ -833,32 +898,97 @@
         <w:tc>
           <w:tcPr>
             <w:tcW w:w="1376" w:type="dxa"/>
-          </w:tcPr>
-          <w:p/>
+            <w:vAlign w:val="center"/>
+          </w:tcPr>
+          <w:p>
+            <w:pPr>
+              <w:jc w:val="center"/>
+            </w:pPr>
+            <w:fldSimple w:instr=" MERGEFIELD persediaan_awal_dex ">
+              <w:r>
+                <w:rPr>
+                  <w:noProof/>
+                </w:rPr>
+                <w:t>522</w:t>
+              </w:r>
+            </w:fldSimple>
+          </w:p>
         </w:tc>
         <w:tc>
           <w:tcPr>
             <w:tcW w:w="1453" w:type="dxa"/>
-          </w:tcPr>
-          <w:p/>
+            <w:vAlign w:val="center"/>
+          </w:tcPr>
+          <w:p>
+            <w:pPr>
+              <w:jc w:val="center"/>
+            </w:pPr>
+            <w:fldSimple w:instr=" MERGEFIELD penerimaan_dex ">
+              <w:r>
+                <w:rPr>
+                  <w:noProof/>
+                </w:rPr>
+                <w:t>8,000</w:t>
+              </w:r>
+            </w:fldSimple>
+          </w:p>
         </w:tc>
         <w:tc>
           <w:tcPr>
             <w:tcW w:w="1003" w:type="dxa"/>
-          </w:tcPr>
-          <w:p/>
+            <w:vAlign w:val="center"/>
+          </w:tcPr>
+          <w:p>
+            <w:pPr>
+              <w:jc w:val="center"/>
+            </w:pPr>
+            <w:fldSimple w:instr=" MERGEFIELD jumlah_dex ">
+              <w:r>
+                <w:rPr>
+                  <w:noProof/>
+                </w:rPr>
+                <w:t>8,522</w:t>
+              </w:r>
+            </w:fldSimple>
+          </w:p>
         </w:tc>
         <w:tc>
           <w:tcPr>
             <w:tcW w:w="1576" w:type="dxa"/>
-          </w:tcPr>
-          <w:p/>
+            <w:vAlign w:val="center"/>
+          </w:tcPr>
+          <w:p>
+            <w:pPr>
+              <w:jc w:val="center"/>
+            </w:pPr>
+            <w:fldSimple w:instr=" MERGEFIELD pengeluaran_dex ">
+              <w:r>
+                <w:rPr>
+                  <w:noProof/>
+                </w:rPr>
+                <w:t>2,587</w:t>
+              </w:r>
+            </w:fldSimple>
+          </w:p>
         </w:tc>
         <w:tc>
           <w:tcPr>
             <w:tcW w:w="1376" w:type="dxa"/>
-          </w:tcPr>
-          <w:p/>
+            <w:vAlign w:val="center"/>
+          </w:tcPr>
+          <w:p>
+            <w:pPr>
+              <w:jc w:val="center"/>
+            </w:pPr>
+            <w:fldSimple w:instr=" MERGEFIELD persediaan_akhir_dex ">
+              <w:r>
+                <w:rPr>
+                  <w:noProof/>
+                </w:rPr>
+                <w:t>5,935</w:t>
+              </w:r>
+            </w:fldSimple>
+          </w:p>
         </w:tc>
         <w:tc>
           <w:tcPr>
@@ -1190,7 +1320,7 @@
           <w:lang w:val="id-ID" w:eastAsia="id-ID"/>
         </w:rPr>
         <w:drawing>
-          <wp:anchor distT="0" distB="0" distL="114300" distR="114300" simplePos="0" relativeHeight="251672576" behindDoc="0" locked="0" layoutInCell="1" allowOverlap="1" wp14:anchorId="45C175E4" wp14:editId="68C53A69">
+          <wp:anchor distT="0" distB="0" distL="114300" distR="114300" simplePos="0" relativeHeight="251662336" behindDoc="0" locked="0" layoutInCell="1" allowOverlap="1" wp14:anchorId="45C175E4" wp14:editId="68C53A69">
             <wp:simplePos x="0" y="0"/>
             <wp:positionH relativeFrom="column">
               <wp:posOffset>2867024</wp:posOffset>
@@ -1635,32 +1765,97 @@
         <w:tc>
           <w:tcPr>
             <w:tcW w:w="1376" w:type="dxa"/>
-          </w:tcPr>
-          <w:p/>
+            <w:vAlign w:val="center"/>
+          </w:tcPr>
+          <w:p>
+            <w:pPr>
+              <w:jc w:val="center"/>
+            </w:pPr>
+            <w:fldSimple w:instr=" MERGEFIELD persediaan_awal_pertamax ">
+              <w:r>
+                <w:rPr>
+                  <w:noProof/>
+                </w:rPr>
+                <w:t>1,025</w:t>
+              </w:r>
+            </w:fldSimple>
+          </w:p>
         </w:tc>
         <w:tc>
           <w:tcPr>
             <w:tcW w:w="1453" w:type="dxa"/>
-          </w:tcPr>
-          <w:p/>
+            <w:vAlign w:val="center"/>
+          </w:tcPr>
+          <w:p>
+            <w:pPr>
+              <w:jc w:val="center"/>
+            </w:pPr>
+            <w:fldSimple w:instr=" MERGEFIELD penerimaan_pertamax ">
+              <w:r>
+                <w:rPr>
+                  <w:noProof/>
+                </w:rPr>
+                <w:t>8,000</w:t>
+              </w:r>
+            </w:fldSimple>
+          </w:p>
         </w:tc>
         <w:tc>
           <w:tcPr>
             <w:tcW w:w="1003" w:type="dxa"/>
-          </w:tcPr>
-          <w:p/>
+            <w:vAlign w:val="center"/>
+          </w:tcPr>
+          <w:p>
+            <w:pPr>
+              <w:jc w:val="center"/>
+            </w:pPr>
+            <w:fldSimple w:instr=" MERGEFIELD jumlah_pertamax ">
+              <w:r>
+                <w:rPr>
+                  <w:noProof/>
+                </w:rPr>
+                <w:t>9,025</w:t>
+              </w:r>
+            </w:fldSimple>
+          </w:p>
         </w:tc>
         <w:tc>
           <w:tcPr>
             <w:tcW w:w="1576" w:type="dxa"/>
-          </w:tcPr>
-          <w:p/>
+            <w:vAlign w:val="center"/>
+          </w:tcPr>
+          <w:p>
+            <w:pPr>
+              <w:jc w:val="center"/>
+            </w:pPr>
+            <w:fldSimple w:instr=" MERGEFIELD pengeluaran_pertamax ">
+              <w:r>
+                <w:rPr>
+                  <w:noProof/>
+                </w:rPr>
+                <w:t>3,060</w:t>
+              </w:r>
+            </w:fldSimple>
+          </w:p>
         </w:tc>
         <w:tc>
           <w:tcPr>
             <w:tcW w:w="1376" w:type="dxa"/>
-          </w:tcPr>
-          <w:p/>
+            <w:vAlign w:val="center"/>
+          </w:tcPr>
+          <w:p>
+            <w:pPr>
+              <w:jc w:val="center"/>
+            </w:pPr>
+            <w:fldSimple w:instr=" MERGEFIELD persediaan_akhir_pertamax ">
+              <w:r>
+                <w:rPr>
+                  <w:noProof/>
+                </w:rPr>
+                <w:t>5,965</w:t>
+              </w:r>
+            </w:fldSimple>
+          </w:p>
         </w:tc>
         <w:tc>
           <w:tcPr>
@@ -1736,32 +1931,97 @@
         <w:tc>
           <w:tcPr>
             <w:tcW w:w="1376" w:type="dxa"/>
-          </w:tcPr>
-          <w:p/>
+            <w:vAlign w:val="center"/>
+          </w:tcPr>
+          <w:p>
+            <w:pPr>
+              <w:jc w:val="center"/>
+            </w:pPr>
+            <w:fldSimple w:instr=" MERGEFIELD persediaan_awal_pertamax ">
+              <w:r>
+                <w:rPr>
+                  <w:noProof/>
+                </w:rPr>
+                <w:t>1,025</w:t>
+              </w:r>
+            </w:fldSimple>
+          </w:p>
         </w:tc>
         <w:tc>
           <w:tcPr>
             <w:tcW w:w="1453" w:type="dxa"/>
-          </w:tcPr>
-          <w:p/>
+            <w:vAlign w:val="center"/>
+          </w:tcPr>
+          <w:p>
+            <w:pPr>
+              <w:jc w:val="center"/>
+            </w:pPr>
+            <w:fldSimple w:instr=" MERGEFIELD penerimaan_dex ">
+              <w:r>
+                <w:rPr>
+                  <w:noProof/>
+                </w:rPr>
+                <w:t>8,000</w:t>
+              </w:r>
+            </w:fldSimple>
+          </w:p>
         </w:tc>
         <w:tc>
           <w:tcPr>
             <w:tcW w:w="1003" w:type="dxa"/>
-          </w:tcPr>
-          <w:p/>
+            <w:vAlign w:val="center"/>
+          </w:tcPr>
+          <w:p>
+            <w:pPr>
+              <w:jc w:val="center"/>
+            </w:pPr>
+            <w:fldSimple w:instr=" MERGEFIELD jumlah_dex ">
+              <w:r>
+                <w:rPr>
+                  <w:noProof/>
+                </w:rPr>
+                <w:t>8,522</w:t>
+              </w:r>
+            </w:fldSimple>
+          </w:p>
         </w:tc>
         <w:tc>
           <w:tcPr>
             <w:tcW w:w="1576" w:type="dxa"/>
-          </w:tcPr>
-          <w:p/>
+            <w:vAlign w:val="center"/>
+          </w:tcPr>
+          <w:p>
+            <w:pPr>
+              <w:jc w:val="center"/>
+            </w:pPr>
+            <w:fldSimple w:instr=" MERGEFIELD pengeluaran_dex ">
+              <w:r>
+                <w:rPr>
+                  <w:noProof/>
+                </w:rPr>
+                <w:t>2,587</w:t>
+              </w:r>
+            </w:fldSimple>
+          </w:p>
         </w:tc>
         <w:tc>
           <w:tcPr>
             <w:tcW w:w="1376" w:type="dxa"/>
-          </w:tcPr>
-          <w:p/>
+            <w:vAlign w:val="center"/>
+          </w:tcPr>
+          <w:p>
+            <w:pPr>
+              <w:jc w:val="center"/>
+            </w:pPr>
+            <w:fldSimple w:instr=" MERGEFIELD persediaan_akhir_dex ">
+              <w:r>
+                <w:rPr>
+                  <w:noProof/>
+                </w:rPr>
+                <w:t>5,935</w:t>
+              </w:r>
+            </w:fldSimple>
+          </w:p>
         </w:tc>
         <w:tc>
           <w:tcPr>

--- a/static/templates/laporan/REKAPITULASI HARIAN.docx
+++ b/static/templates/laporan/REKAPITULASI HARIAN.docx
@@ -11,7 +11,7 @@
         <w:rPr>
           <w:noProof/>
         </w:rPr>
-        <w:pict w14:anchorId="13B0BB7B">
+        <w:pict w14:anchorId="4D6954E1">
           <v:shapetype id="_x0000_t202" coordsize="21600,21600" o:spt="202" path="m,l,21600r21600,l21600,xe">
             <v:stroke joinstyle="miter"/>
             <v:path gradientshapeok="t" o:connecttype="rect"/>
@@ -79,7 +79,7 @@
         <w:rPr>
           <w:noProof/>
         </w:rPr>
-        <w:pict w14:anchorId="7E1518CC">
+        <w:pict w14:anchorId="5CEA12E1">
           <v:shape id="_x0000_s1027" type="#_x0000_t202" style="position:absolute;margin-left:6in;margin-top:3.9pt;width:81pt;height:33pt;z-index:251663360;visibility:visible;mso-wrap-distance-top:3.6pt;mso-wrap-distance-bottom:3.6pt;mso-width-relative:margin;mso-height-relative:margin" o:gfxdata="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" strokecolor="white [3212]">
             <v:textbox>
               <w:txbxContent>
@@ -156,7 +156,7 @@
         <w:rPr>
           <w:noProof/>
         </w:rPr>
-        <w:pict w14:anchorId="0A655661">
+        <w:pict w14:anchorId="1AE32519">
           <v:line id="Straight Connector 2" o:spid="_x0000_s1035" style="position:absolute;z-index:251661312;visibility:visible" from="-.75pt,12.15pt" to="192pt,12.15pt" o:gfxdata="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" strokecolor="black [3200]" strokeweight=".5pt">
             <v:stroke joinstyle="miter"/>
           </v:line>
@@ -177,7 +177,7 @@
           <w:lang w:val="id-ID" w:eastAsia="id-ID"/>
         </w:rPr>
         <w:drawing>
-          <wp:anchor distT="0" distB="0" distL="114300" distR="114300" simplePos="0" relativeHeight="251660288" behindDoc="0" locked="0" layoutInCell="1" allowOverlap="1" wp14:anchorId="6CAF7BE9" wp14:editId="715EBCF6">
+          <wp:anchor distT="0" distB="0" distL="114300" distR="114300" simplePos="0" relativeHeight="251660288" behindDoc="0" locked="0" layoutInCell="1" allowOverlap="1" wp14:anchorId="1712DE04" wp14:editId="1A5CA3B3">
             <wp:simplePos x="0" y="0"/>
             <wp:positionH relativeFrom="column">
               <wp:posOffset>2867024</wp:posOffset>
@@ -294,7 +294,7 @@
         <w:rPr>
           <w:noProof/>
         </w:rPr>
-        <w:pict w14:anchorId="3F249FF5">
+        <w:pict w14:anchorId="18002F3F">
           <v:shape id="_x0000_s1028" type="#_x0000_t202" style="position:absolute;left:0;text-align:left;margin-left:-6.05pt;margin-top:21.5pt;width:515.25pt;height:43.5pt;z-index:251665408;visibility:visible;mso-wrap-distance-top:3.6pt;mso-wrap-distance-bottom:3.6pt;mso-width-relative:margin;mso-height-relative:margin" o:gfxdata="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" strokecolor="black [3213]">
             <v:textbox style="mso-next-textbox:#_x0000_s1028">
               <w:txbxContent>
@@ -534,15 +534,15 @@
         <w:tblLook w:val="04A0" w:firstRow="1" w:lastRow="0" w:firstColumn="1" w:lastColumn="0" w:noHBand="0" w:noVBand="1"/>
       </w:tblPr>
       <w:tblGrid>
-        <w:gridCol w:w="601"/>
-        <w:gridCol w:w="1304"/>
-        <w:gridCol w:w="974"/>
-        <w:gridCol w:w="1376"/>
-        <w:gridCol w:w="1453"/>
-        <w:gridCol w:w="1003"/>
-        <w:gridCol w:w="1576"/>
-        <w:gridCol w:w="1376"/>
-        <w:gridCol w:w="571"/>
+        <w:gridCol w:w="450"/>
+        <w:gridCol w:w="1101"/>
+        <w:gridCol w:w="824"/>
+        <w:gridCol w:w="1409"/>
+        <w:gridCol w:w="1560"/>
+        <w:gridCol w:w="1517"/>
+        <w:gridCol w:w="1517"/>
+        <w:gridCol w:w="1434"/>
+        <w:gridCol w:w="484"/>
       </w:tblGrid>
       <w:tr>
         <w:tc>
@@ -735,12 +735,12 @@
             <w:pPr>
               <w:jc w:val="center"/>
             </w:pPr>
-            <w:fldSimple w:instr=" MERGEFIELD persediaan_awal_pertamax ">
+            <w:fldSimple w:instr=" MERGEFIELD Awal_PX_T1 ">
               <w:r>
                 <w:rPr>
                   <w:noProof/>
                 </w:rPr>
-                <w:t>1,025</w:t>
+                <w:t>«Awal_PX_T1»</w:t>
               </w:r>
             </w:fldSimple>
           </w:p>
@@ -754,12 +754,12 @@
             <w:pPr>
               <w:jc w:val="center"/>
             </w:pPr>
-            <w:fldSimple w:instr=" MERGEFIELD penerimaan_pertamax ">
+            <w:fldSimple w:instr=" MERGEFIELD Terima_PX_T1 ">
               <w:r>
                 <w:rPr>
                   <w:noProof/>
                 </w:rPr>
-                <w:t>8,000</w:t>
+                <w:t>«Terima_PX_T1»</w:t>
               </w:r>
             </w:fldSimple>
           </w:p>
@@ -773,12 +773,12 @@
             <w:pPr>
               <w:jc w:val="center"/>
             </w:pPr>
-            <w:fldSimple w:instr=" MERGEFIELD jumlah_pertamax ">
+            <w:fldSimple w:instr=" MERGEFIELD Jumlah_PX_T1 ">
               <w:r>
                 <w:rPr>
                   <w:noProof/>
                 </w:rPr>
-                <w:t>9,025</w:t>
+                <w:t>«Jumlah_PX_T1»</w:t>
               </w:r>
             </w:fldSimple>
           </w:p>
@@ -792,12 +792,12 @@
             <w:pPr>
               <w:jc w:val="center"/>
             </w:pPr>
-            <w:fldSimple w:instr=" MERGEFIELD pengeluaran_pertamax ">
+            <w:fldSimple w:instr=" MERGEFIELD Keluar_PX_T1 ">
               <w:r>
                 <w:rPr>
                   <w:noProof/>
                 </w:rPr>
-                <w:t>3,060</w:t>
+                <w:t>«Keluar_PX_T1»</w:t>
               </w:r>
             </w:fldSimple>
           </w:p>
@@ -811,12 +811,12 @@
             <w:pPr>
               <w:jc w:val="center"/>
             </w:pPr>
-            <w:fldSimple w:instr=" MERGEFIELD persediaan_akhir_dex ">
+            <w:fldSimple w:instr=" MERGEFIELD Akhir_PX_T1 ">
               <w:r>
                 <w:rPr>
                   <w:noProof/>
                 </w:rPr>
-                <w:t>5,935</w:t>
+                <w:t>«Akhir_PX_T1»</w:t>
               </w:r>
             </w:fldSimple>
           </w:p>
@@ -904,12 +904,12 @@
             <w:pPr>
               <w:jc w:val="center"/>
             </w:pPr>
-            <w:fldSimple w:instr=" MERGEFIELD persediaan_awal_dex ">
+            <w:fldSimple w:instr=" MERGEFIELD Awal_PDX_T1 ">
               <w:r>
                 <w:rPr>
                   <w:noProof/>
                 </w:rPr>
-                <w:t>522</w:t>
+                <w:t>«Awal_PDX_T1»</w:t>
               </w:r>
             </w:fldSimple>
           </w:p>
@@ -923,12 +923,12 @@
             <w:pPr>
               <w:jc w:val="center"/>
             </w:pPr>
-            <w:fldSimple w:instr=" MERGEFIELD penerimaan_dex ">
+            <w:fldSimple w:instr=" MERGEFIELD Terima_PDX_T1 ">
               <w:r>
                 <w:rPr>
                   <w:noProof/>
                 </w:rPr>
-                <w:t>8,000</w:t>
+                <w:t>«Terima_PDX_T1»</w:t>
               </w:r>
             </w:fldSimple>
           </w:p>
@@ -942,12 +942,12 @@
             <w:pPr>
               <w:jc w:val="center"/>
             </w:pPr>
-            <w:fldSimple w:instr=" MERGEFIELD jumlah_dex ">
+            <w:fldSimple w:instr=" MERGEFIELD Keluar_PDX_T1 ">
               <w:r>
                 <w:rPr>
                   <w:noProof/>
                 </w:rPr>
-                <w:t>8,522</w:t>
+                <w:t>«Keluar_PDX_T1»</w:t>
               </w:r>
             </w:fldSimple>
           </w:p>
@@ -961,12 +961,12 @@
             <w:pPr>
               <w:jc w:val="center"/>
             </w:pPr>
-            <w:fldSimple w:instr=" MERGEFIELD pengeluaran_dex ">
+            <w:fldSimple w:instr=" MERGEFIELD Keluar_PDX_T1 ">
               <w:r>
                 <w:rPr>
                   <w:noProof/>
                 </w:rPr>
-                <w:t>2,587</w:t>
+                <w:t>«Keluar_PDX_T1»</w:t>
               </w:r>
             </w:fldSimple>
           </w:p>
@@ -980,12 +980,12 @@
             <w:pPr>
               <w:jc w:val="center"/>
             </w:pPr>
-            <w:fldSimple w:instr=" MERGEFIELD persediaan_akhir_dex ">
+            <w:fldSimple w:instr=" MERGEFIELD Akhir_PDX_T1 ">
               <w:r>
                 <w:rPr>
                   <w:noProof/>
                 </w:rPr>
-                <w:t>5,935</w:t>
+                <w:t>«Akhir_PDX_T1»</w:t>
               </w:r>
             </w:fldSimple>
           </w:p>
@@ -1004,7 +1004,7 @@
         <w:rPr>
           <w:noProof/>
         </w:rPr>
-        <w:pict w14:anchorId="7B195C28">
+        <w:pict w14:anchorId="5A213663">
           <v:shape id="_x0000_s1029" type="#_x0000_t202" style="position:absolute;margin-left:451.5pt;margin-top:9.45pt;width:247.5pt;height:107.25pt;z-index:251669504;visibility:visible;mso-wrap-distance-top:3.6pt;mso-wrap-distance-bottom:3.6pt;mso-position-horizontal-relative:text;mso-position-vertical-relative:text;mso-width-relative:margin;mso-height-relative:margin" o:gfxdata="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" strokecolor="white [3212]">
             <v:textbox>
               <w:txbxContent>
@@ -1024,7 +1024,7 @@
                     <w:tab/>
                   </w:r>
                   <w:r>
-                    <w:t xml:space="preserve">   </w:t>
+                    <w:t xml:space="preserve">   20……</w:t>
                   </w:r>
                 </w:p>
                 <w:p>
@@ -1158,7 +1158,7 @@
         <w:rPr>
           <w:noProof/>
         </w:rPr>
-        <w:pict w14:anchorId="16F168CA">
+        <w:pict w14:anchorId="47305E23">
           <v:shape id="_x0000_s1030" type="#_x0000_t202" style="position:absolute;margin-left:409.5pt;margin-top:0;width:81pt;height:18pt;z-index:251671552;visibility:visible;mso-wrap-distance-top:3.6pt;mso-wrap-distance-bottom:3.6pt;mso-width-relative:margin;mso-height-relative:margin" o:gfxdata="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" strokecolor="white [3212]">
             <v:textbox>
               <w:txbxContent>
@@ -1222,7 +1222,7 @@
         <w:rPr>
           <w:noProof/>
         </w:rPr>
-        <w:pict w14:anchorId="464DC368">
+        <w:pict w14:anchorId="25984D51">
           <v:shape id="_x0000_s1031" type="#_x0000_t202" style="position:absolute;margin-left:6in;margin-top:3.9pt;width:81pt;height:33pt;z-index:251674624;visibility:visible;mso-wrap-distance-top:3.6pt;mso-wrap-distance-bottom:3.6pt;mso-width-relative:margin;mso-height-relative:margin" o:gfxdata="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" strokecolor="white [3212]">
             <v:textbox>
               <w:txbxContent>
@@ -1299,7 +1299,7 @@
         <w:rPr>
           <w:noProof/>
         </w:rPr>
-        <w:pict w14:anchorId="304E4533">
+        <w:pict w14:anchorId="5EDAE5C7">
           <v:line id="Straight Connector 8" o:spid="_x0000_s1034" style="position:absolute;z-index:251673600;visibility:visible" from="-.75pt,12.15pt" to="192pt,12.15pt" o:gfxdata="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" strokecolor="black [3200]" strokeweight=".5pt">
             <v:stroke joinstyle="miter"/>
           </v:line>
@@ -1320,7 +1320,7 @@
           <w:lang w:val="id-ID" w:eastAsia="id-ID"/>
         </w:rPr>
         <w:drawing>
-          <wp:anchor distT="0" distB="0" distL="114300" distR="114300" simplePos="0" relativeHeight="251662336" behindDoc="0" locked="0" layoutInCell="1" allowOverlap="1" wp14:anchorId="45C175E4" wp14:editId="68C53A69">
+          <wp:anchor distT="0" distB="0" distL="114300" distR="114300" simplePos="0" relativeHeight="251672576" behindDoc="0" locked="0" layoutInCell="1" allowOverlap="1" wp14:anchorId="0EADFCD4" wp14:editId="179DC35E">
             <wp:simplePos x="0" y="0"/>
             <wp:positionH relativeFrom="column">
               <wp:posOffset>2867024</wp:posOffset>
@@ -1431,7 +1431,7 @@
         <w:rPr>
           <w:noProof/>
         </w:rPr>
-        <w:pict w14:anchorId="5943E0DA">
+        <w:pict w14:anchorId="15503E53">
           <v:shape id="_x0000_s1032" type="#_x0000_t202" style="position:absolute;left:0;text-align:left;margin-left:-6.05pt;margin-top:20.7pt;width:515.25pt;height:43.5pt;z-index:251675648;visibility:visible;mso-wrap-distance-top:3.6pt;mso-wrap-distance-bottom:3.6pt;mso-width-relative:margin;mso-height-relative:margin" o:gfxdata="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" strokecolor="black [3213]">
             <v:textbox>
               <w:txbxContent>
@@ -1573,15 +1573,15 @@
         <w:tblLook w:val="04A0" w:firstRow="1" w:lastRow="0" w:firstColumn="1" w:lastColumn="0" w:noHBand="0" w:noVBand="1"/>
       </w:tblPr>
       <w:tblGrid>
-        <w:gridCol w:w="601"/>
-        <w:gridCol w:w="1304"/>
-        <w:gridCol w:w="974"/>
-        <w:gridCol w:w="1376"/>
-        <w:gridCol w:w="1453"/>
-        <w:gridCol w:w="1003"/>
-        <w:gridCol w:w="1576"/>
-        <w:gridCol w:w="1376"/>
-        <w:gridCol w:w="571"/>
+        <w:gridCol w:w="449"/>
+        <w:gridCol w:w="1096"/>
+        <w:gridCol w:w="820"/>
+        <w:gridCol w:w="1402"/>
+        <w:gridCol w:w="1552"/>
+        <w:gridCol w:w="1559"/>
+        <w:gridCol w:w="1509"/>
+        <w:gridCol w:w="1427"/>
+        <w:gridCol w:w="482"/>
       </w:tblGrid>
       <w:tr>
         <w:tc>
@@ -1771,12 +1771,12 @@
             <w:pPr>
               <w:jc w:val="center"/>
             </w:pPr>
-            <w:fldSimple w:instr=" MERGEFIELD persediaan_awal_pertamax ">
+            <w:fldSimple w:instr=" MERGEFIELD Awal_PX_T2 ">
               <w:r>
                 <w:rPr>
                   <w:noProof/>
                 </w:rPr>
-                <w:t>1,025</w:t>
+                <w:t>«Awal_PX_T2»</w:t>
               </w:r>
             </w:fldSimple>
           </w:p>
@@ -1790,12 +1790,12 @@
             <w:pPr>
               <w:jc w:val="center"/>
             </w:pPr>
-            <w:fldSimple w:instr=" MERGEFIELD penerimaan_pertamax ">
+            <w:fldSimple w:instr=" MERGEFIELD Terima_PX_T2 ">
               <w:r>
                 <w:rPr>
                   <w:noProof/>
                 </w:rPr>
-                <w:t>8,000</w:t>
+                <w:t>«Terima_PX_T2»</w:t>
               </w:r>
             </w:fldSimple>
           </w:p>
@@ -1809,12 +1809,12 @@
             <w:pPr>
               <w:jc w:val="center"/>
             </w:pPr>
-            <w:fldSimple w:instr=" MERGEFIELD jumlah_pertamax ">
+            <w:fldSimple w:instr=" MERGEFIELD Jumlah_PX_T2 ">
               <w:r>
                 <w:rPr>
                   <w:noProof/>
                 </w:rPr>
-                <w:t>9,025</w:t>
+                <w:t>«Jumlah_PX_T2»</w:t>
               </w:r>
             </w:fldSimple>
           </w:p>
@@ -1828,12 +1828,12 @@
             <w:pPr>
               <w:jc w:val="center"/>
             </w:pPr>
-            <w:fldSimple w:instr=" MERGEFIELD pengeluaran_pertamax ">
+            <w:fldSimple w:instr=" MERGEFIELD Keluar_PX_T2 ">
               <w:r>
                 <w:rPr>
                   <w:noProof/>
                 </w:rPr>
-                <w:t>3,060</w:t>
+                <w:t>«Keluar_PX_T2»</w:t>
               </w:r>
             </w:fldSimple>
           </w:p>
@@ -1847,12 +1847,12 @@
             <w:pPr>
               <w:jc w:val="center"/>
             </w:pPr>
-            <w:fldSimple w:instr=" MERGEFIELD persediaan_akhir_pertamax ">
+            <w:fldSimple w:instr=" MERGEFIELD Akhir_PX_T2 ">
               <w:r>
                 <w:rPr>
                   <w:noProof/>
                 </w:rPr>
-                <w:t>5,965</w:t>
+                <w:t>«Akhir_PX_T2»</w:t>
               </w:r>
             </w:fldSimple>
           </w:p>
@@ -1937,12 +1937,12 @@
             <w:pPr>
               <w:jc w:val="center"/>
             </w:pPr>
-            <w:fldSimple w:instr=" MERGEFIELD persediaan_awal_pertamax ">
+            <w:fldSimple w:instr=" MERGEFIELD Awal_PDX_T2 ">
               <w:r>
                 <w:rPr>
                   <w:noProof/>
                 </w:rPr>
-                <w:t>1,025</w:t>
+                <w:t>«Awal_PDX_T2»</w:t>
               </w:r>
             </w:fldSimple>
           </w:p>
@@ -1956,12 +1956,12 @@
             <w:pPr>
               <w:jc w:val="center"/>
             </w:pPr>
-            <w:fldSimple w:instr=" MERGEFIELD penerimaan_dex ">
+            <w:fldSimple w:instr=" MERGEFIELD Terima_PDX_T2 ">
               <w:r>
                 <w:rPr>
                   <w:noProof/>
                 </w:rPr>
-                <w:t>8,000</w:t>
+                <w:t>«Terima_PDX_T2»</w:t>
               </w:r>
             </w:fldSimple>
           </w:p>
@@ -1975,12 +1975,12 @@
             <w:pPr>
               <w:jc w:val="center"/>
             </w:pPr>
-            <w:fldSimple w:instr=" MERGEFIELD jumlah_dex ">
+            <w:fldSimple w:instr=" MERGEFIELD Jumlah_PDX_T2 ">
               <w:r>
                 <w:rPr>
                   <w:noProof/>
                 </w:rPr>
-                <w:t>8,522</w:t>
+                <w:t>«Jumlah_PDX_T2»</w:t>
               </w:r>
             </w:fldSimple>
           </w:p>
@@ -1994,12 +1994,12 @@
             <w:pPr>
               <w:jc w:val="center"/>
             </w:pPr>
-            <w:fldSimple w:instr=" MERGEFIELD pengeluaran_dex ">
+            <w:fldSimple w:instr=" MERGEFIELD Keluar_PDX_T2 ">
               <w:r>
                 <w:rPr>
                   <w:noProof/>
                 </w:rPr>
-                <w:t>2,587</w:t>
+                <w:t>«Keluar_PDX_T2»</w:t>
               </w:r>
             </w:fldSimple>
           </w:p>
@@ -2013,12 +2013,12 @@
             <w:pPr>
               <w:jc w:val="center"/>
             </w:pPr>
-            <w:fldSimple w:instr=" MERGEFIELD persediaan_akhir_dex ">
+            <w:fldSimple w:instr=" MERGEFIELD Akhir_PDX_T2 ">
               <w:r>
                 <w:rPr>
                   <w:noProof/>
                 </w:rPr>
-                <w:t>5,935</w:t>
+                <w:t>«Akhir_PDX_T2»</w:t>
               </w:r>
             </w:fldSimple>
           </w:p>
@@ -2037,7 +2037,7 @@
         <w:rPr>
           <w:noProof/>
         </w:rPr>
-        <w:pict w14:anchorId="1C15F37F">
+        <w:pict w14:anchorId="4273A309">
           <v:shape id="_x0000_s1033" type="#_x0000_t202" style="position:absolute;margin-left:451.5pt;margin-top:9.45pt;width:247.5pt;height:107.25pt;z-index:251676672;visibility:visible;mso-wrap-distance-top:3.6pt;mso-wrap-distance-bottom:3.6pt;mso-position-horizontal-relative:text;mso-position-vertical-relative:text;mso-width-relative:margin;mso-height-relative:margin" o:gfxdata="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" strokecolor="white [3212]">
             <v:textbox>
               <w:txbxContent>
@@ -2048,10 +2048,7 @@
                     <w:jc w:val="center"/>
                   </w:pPr>
                   <w:r>
-                    <w:t xml:space="preserve">Bandung,                                         </w:t>
-                  </w:r>
-                  <w:r>
-                    <w:tab/>
+                    <w:t>Bandung,                                         20……</w:t>
                   </w:r>
                 </w:p>
                 <w:p>
@@ -2364,10 +2361,10 @@
       </w:pPr>
     </w:lvl>
   </w:abstractNum>
-  <w:num w:numId="1" w16cid:durableId="851451451">
+  <w:num w:numId="1" w16cid:durableId="1344480046">
     <w:abstractNumId w:val="0"/>
   </w:num>
-  <w:num w:numId="2" w16cid:durableId="1877233546">
+  <w:num w:numId="2" w16cid:durableId="1662150271">
     <w:abstractNumId w:val="1"/>
   </w:num>
 </w:numbering>

--- a/static/templates/laporan/REKAPITULASI HARIAN.docx
+++ b/static/templates/laporan/REKAPITULASI HARIAN.docx
@@ -16,7 +16,7 @@
             <v:stroke joinstyle="miter"/>
             <v:path gradientshapeok="t" o:connecttype="rect"/>
           </v:shapetype>
-          <v:shape id="Text Box 2" o:spid="_x0000_s1026" type="#_x0000_t202" style="position:absolute;margin-left:409.5pt;margin-top:0;width:81pt;height:18pt;z-index:251659264;visibility:visible;mso-wrap-distance-top:3.6pt;mso-wrap-distance-bottom:3.6pt;mso-width-relative:margin;mso-height-relative:margin" o:gfxdata="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" strokecolor="white [3212]">
+          <v:shape id="Text Box 2" o:spid="_x0000_s1026" type="#_x0000_t202" style="position:absolute;margin-left:409.5pt;margin-top:0;width:81pt;height:18pt;z-index:251654144;visibility:visible;mso-wrap-distance-top:3.6pt;mso-wrap-distance-bottom:3.6pt;mso-width-relative:margin;mso-height-relative:margin" o:gfxdata="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" strokecolor="white [3212]">
             <v:textbox>
               <w:txbxContent>
                 <w:p>
@@ -80,7 +80,7 @@
           <w:noProof/>
         </w:rPr>
         <w:pict w14:anchorId="5CEA12E1">
-          <v:shape id="_x0000_s1027" type="#_x0000_t202" style="position:absolute;margin-left:6in;margin-top:3.9pt;width:81pt;height:33pt;z-index:251663360;visibility:visible;mso-wrap-distance-top:3.6pt;mso-wrap-distance-bottom:3.6pt;mso-width-relative:margin;mso-height-relative:margin" o:gfxdata="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" strokecolor="white [3212]">
+          <v:shape id="_x0000_s1027" type="#_x0000_t202" style="position:absolute;margin-left:6in;margin-top:3.9pt;width:81pt;height:33pt;z-index:251656192;visibility:visible;mso-wrap-distance-top:3.6pt;mso-wrap-distance-bottom:3.6pt;mso-width-relative:margin;mso-height-relative:margin" o:gfxdata="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" strokecolor="white [3212]">
             <v:textbox>
               <w:txbxContent>
                 <w:p>
@@ -157,7 +157,7 @@
           <w:noProof/>
         </w:rPr>
         <w:pict w14:anchorId="1AE32519">
-          <v:line id="Straight Connector 2" o:spid="_x0000_s1035" style="position:absolute;z-index:251661312;visibility:visible" from="-.75pt,12.15pt" to="192pt,12.15pt" o:gfxdata="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" strokecolor="black [3200]" strokeweight=".5pt">
+          <v:line id="Straight Connector 2" o:spid="_x0000_s1035" style="position:absolute;z-index:251655168;visibility:visible" from="-.75pt,12.15pt" to="192pt,12.15pt" o:gfxdata="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" strokecolor="black [3200]" strokeweight=".5pt">
             <v:stroke joinstyle="miter"/>
           </v:line>
         </w:pict>
@@ -177,7 +177,7 @@
           <w:lang w:val="id-ID" w:eastAsia="id-ID"/>
         </w:rPr>
         <w:drawing>
-          <wp:anchor distT="0" distB="0" distL="114300" distR="114300" simplePos="0" relativeHeight="251660288" behindDoc="0" locked="0" layoutInCell="1" allowOverlap="1" wp14:anchorId="1712DE04" wp14:editId="1A5CA3B3">
+          <wp:anchor distT="0" distB="0" distL="114300" distR="114300" simplePos="0" relativeHeight="251653120" behindDoc="0" locked="0" layoutInCell="1" allowOverlap="1" wp14:anchorId="1712DE04" wp14:editId="1A5CA3B3">
             <wp:simplePos x="0" y="0"/>
             <wp:positionH relativeFrom="column">
               <wp:posOffset>2867024</wp:posOffset>
@@ -295,14 +295,14 @@
           <w:noProof/>
         </w:rPr>
         <w:pict w14:anchorId="18002F3F">
-          <v:shape id="_x0000_s1028" type="#_x0000_t202" style="position:absolute;left:0;text-align:left;margin-left:-6.05pt;margin-top:21.5pt;width:515.25pt;height:43.5pt;z-index:251665408;visibility:visible;mso-wrap-distance-top:3.6pt;mso-wrap-distance-bottom:3.6pt;mso-width-relative:margin;mso-height-relative:margin" o:gfxdata="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" strokecolor="black [3213]">
+          <v:shape id="_x0000_s1028" type="#_x0000_t202" style="position:absolute;left:0;text-align:left;margin-left:-6.05pt;margin-top:21.5pt;width:515.25pt;height:43.5pt;z-index:251657216;visibility:visible;mso-wrap-distance-top:3.6pt;mso-wrap-distance-bottom:3.6pt;mso-width-relative:margin;mso-height-relative:margin" o:gfxdata="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" strokecolor="black [3213]">
             <v:textbox style="mso-next-textbox:#_x0000_s1028">
               <w:txbxContent>
                 <w:p>
                   <w:pPr>
                     <w:spacing w:line="360" w:lineRule="auto"/>
                     <w:contextualSpacing/>
-                    <w:jc w:val="both"/>
+                    <w:jc w:val="center"/>
                     <w:rPr>
                       <w:sz w:val="20"/>
                       <w:szCs w:val="20"/>
@@ -313,28 +313,64 @@
                       <w:sz w:val="20"/>
                       <w:szCs w:val="20"/>
                     </w:rPr>
-                    <w:t>Hari ……………………</w:t>
-                  </w:r>
-                  <w:r>
-                    <w:rPr>
-                      <w:sz w:val="20"/>
-                      <w:szCs w:val="20"/>
-                    </w:rPr>
-                    <w:t>…………….</w:t>
-                  </w:r>
-                  <w:r>
-                    <w:rPr>
-                      <w:sz w:val="20"/>
-                      <w:szCs w:val="20"/>
-                    </w:rPr>
-                    <w:t>…</w:t>
-                  </w:r>
-                  <w:r>
-                    <w:rPr>
-                      <w:sz w:val="20"/>
-                      <w:szCs w:val="20"/>
-                    </w:rPr>
-                    <w:t>…</w:t>
+                    <w:t xml:space="preserve">Hari </w:t>
+                  </w:r>
+                  <w:r>
+                    <w:rPr>
+                      <w:sz w:val="20"/>
+                      <w:szCs w:val="20"/>
+                    </w:rPr>
+                    <w:fldChar w:fldCharType="begin"/>
+                  </w:r>
+                  <w:r>
+                    <w:rPr>
+                      <w:sz w:val="20"/>
+                      <w:szCs w:val="20"/>
+                    </w:rPr>
+                    <w:instrText xml:space="preserve"> MERGEFIELD Hari_T1 </w:instrText>
+                  </w:r>
+                  <w:r>
+                    <w:rPr>
+                      <w:sz w:val="20"/>
+                      <w:szCs w:val="20"/>
+                    </w:rPr>
+                    <w:fldChar w:fldCharType="separate"/>
+                  </w:r>
+                  <w:r>
+                    <w:rPr>
+                      <w:noProof/>
+                      <w:sz w:val="20"/>
+                      <w:szCs w:val="20"/>
+                    </w:rPr>
+                    <w:t>Jumat</w:t>
+                  </w:r>
+                  <w:r>
+                    <w:rPr>
+                      <w:sz w:val="20"/>
+                      <w:szCs w:val="20"/>
+                    </w:rPr>
+                    <w:fldChar w:fldCharType="end"/>
+                  </w:r>
+                  <w:r>
+                    <w:rPr>
+                      <w:sz w:val="20"/>
+                      <w:szCs w:val="20"/>
+                    </w:rPr>
+                    <w:t xml:space="preserve"> </w:t>
+                  </w:r>
+                  <w:r>
+                    <w:rPr>
+                      <w:sz w:val="20"/>
+                      <w:szCs w:val="20"/>
+                    </w:rPr>
+                    <w:tab/>
+                  </w:r>
+                  <w:r>
+                    <w:rPr>
+                      <w:sz w:val="20"/>
+                      <w:szCs w:val="20"/>
+                    </w:rPr>
+                    <w:tab/>
                   </w:r>
                   <w:proofErr w:type="spellStart"/>
                   <w:r>
@@ -350,42 +386,128 @@
                       <w:sz w:val="20"/>
                       <w:szCs w:val="20"/>
                     </w:rPr>
-                    <w:t xml:space="preserve"> …</w:t>
-                  </w:r>
-                  <w:r>
-                    <w:rPr>
-                      <w:sz w:val="20"/>
-                      <w:szCs w:val="20"/>
-                    </w:rPr>
-                    <w:t>……………..</w:t>
-                  </w:r>
-                  <w:r>
-                    <w:rPr>
-                      <w:sz w:val="20"/>
-                      <w:szCs w:val="20"/>
-                    </w:rPr>
-                    <w:t>……</w:t>
-                  </w:r>
-                  <w:r>
-                    <w:rPr>
-                      <w:sz w:val="20"/>
-                      <w:szCs w:val="20"/>
-                    </w:rPr>
-                    <w:t>……</w:t>
-                  </w:r>
-                  <w:r>
-                    <w:rPr>
-                      <w:sz w:val="20"/>
-                      <w:szCs w:val="20"/>
-                    </w:rPr>
-                    <w:t>Bulan ………………………</w:t>
-                  </w:r>
-                  <w:r>
-                    <w:rPr>
-                      <w:sz w:val="20"/>
-                      <w:szCs w:val="20"/>
-                    </w:rPr>
-                    <w:t>………………….</w:t>
+                    <w:t xml:space="preserve"> </w:t>
+                  </w:r>
+                  <w:r>
+                    <w:rPr>
+                      <w:sz w:val="20"/>
+                      <w:szCs w:val="20"/>
+                    </w:rPr>
+                    <w:fldChar w:fldCharType="begin"/>
+                  </w:r>
+                  <w:r>
+                    <w:rPr>
+                      <w:sz w:val="20"/>
+                      <w:szCs w:val="20"/>
+                    </w:rPr>
+                    <w:instrText xml:space="preserve"> MERGEFIELD Tanggal_T1 </w:instrText>
+                  </w:r>
+                  <w:r>
+                    <w:rPr>
+                      <w:sz w:val="20"/>
+                      <w:szCs w:val="20"/>
+                    </w:rPr>
+                    <w:fldChar w:fldCharType="separate"/>
+                  </w:r>
+                  <w:r>
+                    <w:rPr>
+                      <w:noProof/>
+                      <w:sz w:val="20"/>
+                      <w:szCs w:val="20"/>
+                    </w:rPr>
+                    <w:t>1</w:t>
+                  </w:r>
+                  <w:r>
+                    <w:rPr>
+                      <w:sz w:val="20"/>
+                      <w:szCs w:val="20"/>
+                    </w:rPr>
+                    <w:fldChar w:fldCharType="end"/>
+                  </w:r>
+                  <w:r>
+                    <w:rPr>
+                      <w:sz w:val="20"/>
+                      <w:szCs w:val="20"/>
+                    </w:rPr>
+                    <w:t xml:space="preserve"> </w:t>
+                  </w:r>
+                  <w:r>
+                    <w:rPr>
+                      <w:sz w:val="20"/>
+                      <w:szCs w:val="20"/>
+                    </w:rPr>
+                    <w:tab/>
+                  </w:r>
+                  <w:r>
+                    <w:rPr>
+                      <w:sz w:val="20"/>
+                      <w:szCs w:val="20"/>
+                    </w:rPr>
+                    <w:tab/>
+                  </w:r>
+                  <w:r>
+                    <w:rPr>
+                      <w:sz w:val="20"/>
+                      <w:szCs w:val="20"/>
+                    </w:rPr>
+                    <w:t xml:space="preserve">Bulan </w:t>
+                  </w:r>
+                  <w:r>
+                    <w:rPr>
+                      <w:sz w:val="20"/>
+                      <w:szCs w:val="20"/>
+                    </w:rPr>
+                    <w:fldChar w:fldCharType="begin"/>
+                  </w:r>
+                  <w:r>
+                    <w:rPr>
+                      <w:sz w:val="20"/>
+                      <w:szCs w:val="20"/>
+                    </w:rPr>
+                    <w:instrText xml:space="preserve"> MERGEFIELD Bulan_T1 </w:instrText>
+                  </w:r>
+                  <w:r>
+                    <w:rPr>
+                      <w:sz w:val="20"/>
+                      <w:szCs w:val="20"/>
+                    </w:rPr>
+                    <w:fldChar w:fldCharType="separate"/>
+                  </w:r>
+                  <w:r>
+                    <w:rPr>
+                      <w:noProof/>
+                      <w:sz w:val="20"/>
+                      <w:szCs w:val="20"/>
+                    </w:rPr>
+                    <w:t>Mei</w:t>
+                  </w:r>
+                  <w:r>
+                    <w:rPr>
+                      <w:sz w:val="20"/>
+                      <w:szCs w:val="20"/>
+                    </w:rPr>
+                    <w:fldChar w:fldCharType="end"/>
+                  </w:r>
+                  <w:r>
+                    <w:rPr>
+                      <w:sz w:val="20"/>
+                      <w:szCs w:val="20"/>
+                    </w:rPr>
+                    <w:t xml:space="preserve"> </w:t>
+                  </w:r>
+                  <w:r>
+                    <w:rPr>
+                      <w:sz w:val="20"/>
+                      <w:szCs w:val="20"/>
+                    </w:rPr>
+                    <w:tab/>
+                  </w:r>
+                  <w:r>
+                    <w:rPr>
+                      <w:sz w:val="20"/>
+                      <w:szCs w:val="20"/>
+                    </w:rPr>
+                    <w:tab/>
                   </w:r>
                   <w:proofErr w:type="spellStart"/>
                   <w:r>
@@ -401,28 +523,43 @@
                       <w:sz w:val="20"/>
                       <w:szCs w:val="20"/>
                     </w:rPr>
-                    <w:t xml:space="preserve"> ……</w:t>
-                  </w:r>
-                  <w:r>
-                    <w:rPr>
-                      <w:sz w:val="20"/>
-                      <w:szCs w:val="20"/>
-                    </w:rPr>
-                    <w:t>…………….</w:t>
-                  </w:r>
-                  <w:r>
-                    <w:rPr>
-                      <w:sz w:val="20"/>
-                      <w:szCs w:val="20"/>
-                    </w:rPr>
-                    <w:t>…</w:t>
-                  </w:r>
-                  <w:r>
-                    <w:rPr>
-                      <w:sz w:val="20"/>
-                      <w:szCs w:val="20"/>
-                    </w:rPr>
-                    <w:t>…………..</w:t>
+                    <w:t xml:space="preserve"> </w:t>
+                  </w:r>
+                  <w:r>
+                    <w:rPr>
+                      <w:sz w:val="20"/>
+                      <w:szCs w:val="20"/>
+                    </w:rPr>
+                    <w:fldChar w:fldCharType="begin"/>
+                  </w:r>
+                  <w:r>
+                    <w:rPr>
+                      <w:sz w:val="20"/>
+                      <w:szCs w:val="20"/>
+                    </w:rPr>
+                    <w:instrText xml:space="preserve"> MERGEFIELD Tahun_T1 </w:instrText>
+                  </w:r>
+                  <w:r>
+                    <w:rPr>
+                      <w:sz w:val="20"/>
+                      <w:szCs w:val="20"/>
+                    </w:rPr>
+                    <w:fldChar w:fldCharType="separate"/>
+                  </w:r>
+                  <w:r>
+                    <w:rPr>
+                      <w:noProof/>
+                      <w:sz w:val="20"/>
+                      <w:szCs w:val="20"/>
+                    </w:rPr>
+                    <w:t>2026</w:t>
+                  </w:r>
+                  <w:r>
+                    <w:rPr>
+                      <w:sz w:val="20"/>
+                      <w:szCs w:val="20"/>
+                    </w:rPr>
+                    <w:fldChar w:fldCharType="end"/>
                   </w:r>
                 </w:p>
                 <w:p>
@@ -484,7 +621,23 @@
                       <w:sz w:val="20"/>
                       <w:szCs w:val="20"/>
                     </w:rPr>
-                    <w:t xml:space="preserve"> II ……………….….………..……………………</w:t>
+                    <w:t xml:space="preserve"> II ……………….….……</w:t>
+                  </w:r>
+                  <w:proofErr w:type="gramStart"/>
+                  <w:r>
+                    <w:rPr>
+                      <w:sz w:val="20"/>
+                      <w:szCs w:val="20"/>
+                    </w:rPr>
+                    <w:t>…..</w:t>
+                  </w:r>
+                  <w:proofErr w:type="gramEnd"/>
+                  <w:r>
+                    <w:rPr>
+                      <w:sz w:val="20"/>
+                      <w:szCs w:val="20"/>
+                    </w:rPr>
+                    <w:t>……………………</w:t>
                   </w:r>
                   <w:proofErr w:type="spellStart"/>
                   <w:r>
@@ -534,15 +687,15 @@
         <w:tblLook w:val="04A0" w:firstRow="1" w:lastRow="0" w:firstColumn="1" w:lastColumn="0" w:noHBand="0" w:noVBand="1"/>
       </w:tblPr>
       <w:tblGrid>
-        <w:gridCol w:w="450"/>
-        <w:gridCol w:w="1101"/>
-        <w:gridCol w:w="824"/>
-        <w:gridCol w:w="1409"/>
-        <w:gridCol w:w="1560"/>
-        <w:gridCol w:w="1517"/>
-        <w:gridCol w:w="1517"/>
-        <w:gridCol w:w="1434"/>
-        <w:gridCol w:w="484"/>
+        <w:gridCol w:w="601"/>
+        <w:gridCol w:w="1304"/>
+        <w:gridCol w:w="974"/>
+        <w:gridCol w:w="1376"/>
+        <w:gridCol w:w="1453"/>
+        <w:gridCol w:w="1003"/>
+        <w:gridCol w:w="1576"/>
+        <w:gridCol w:w="1376"/>
+        <w:gridCol w:w="571"/>
       </w:tblGrid>
       <w:tr>
         <w:tc>
@@ -740,7 +893,7 @@
                 <w:rPr>
                   <w:noProof/>
                 </w:rPr>
-                <w:t>«Awal_PX_T1»</w:t>
+                <w:t>10000</w:t>
               </w:r>
             </w:fldSimple>
           </w:p>
@@ -759,7 +912,7 @@
                 <w:rPr>
                   <w:noProof/>
                 </w:rPr>
-                <w:t>«Terima_PX_T1»</w:t>
+                <w:t>0</w:t>
               </w:r>
             </w:fldSimple>
           </w:p>
@@ -778,7 +931,7 @@
                 <w:rPr>
                   <w:noProof/>
                 </w:rPr>
-                <w:t>«Jumlah_PX_T1»</w:t>
+                <w:t>10000</w:t>
               </w:r>
             </w:fldSimple>
           </w:p>
@@ -797,7 +950,7 @@
                 <w:rPr>
                   <w:noProof/>
                 </w:rPr>
-                <w:t>«Keluar_PX_T1»</w:t>
+                <w:t>0</w:t>
               </w:r>
             </w:fldSimple>
           </w:p>
@@ -816,7 +969,7 @@
                 <w:rPr>
                   <w:noProof/>
                 </w:rPr>
-                <w:t>«Akhir_PX_T1»</w:t>
+                <w:t>10000</w:t>
               </w:r>
             </w:fldSimple>
           </w:p>
@@ -909,7 +1062,7 @@
                 <w:rPr>
                   <w:noProof/>
                 </w:rPr>
-                <w:t>«Awal_PDX_T1»</w:t>
+                <w:t>10000</w:t>
               </w:r>
             </w:fldSimple>
           </w:p>
@@ -928,7 +1081,7 @@
                 <w:rPr>
                   <w:noProof/>
                 </w:rPr>
-                <w:t>«Terima_PDX_T1»</w:t>
+                <w:t>0</w:t>
               </w:r>
             </w:fldSimple>
           </w:p>
@@ -947,7 +1100,7 @@
                 <w:rPr>
                   <w:noProof/>
                 </w:rPr>
-                <w:t>«Keluar_PDX_T1»</w:t>
+                <w:t>0</w:t>
               </w:r>
             </w:fldSimple>
           </w:p>
@@ -966,7 +1119,7 @@
                 <w:rPr>
                   <w:noProof/>
                 </w:rPr>
-                <w:t>«Keluar_PDX_T1»</w:t>
+                <w:t>0</w:t>
               </w:r>
             </w:fldSimple>
           </w:p>
@@ -985,7 +1138,7 @@
                 <w:rPr>
                   <w:noProof/>
                 </w:rPr>
-                <w:t>«Akhir_PDX_T1»</w:t>
+                <w:t>10000</w:t>
               </w:r>
             </w:fldSimple>
           </w:p>
@@ -1005,8 +1158,8 @@
           <w:noProof/>
         </w:rPr>
         <w:pict w14:anchorId="5A213663">
-          <v:shape id="_x0000_s1029" type="#_x0000_t202" style="position:absolute;margin-left:451.5pt;margin-top:9.45pt;width:247.5pt;height:107.25pt;z-index:251669504;visibility:visible;mso-wrap-distance-top:3.6pt;mso-wrap-distance-bottom:3.6pt;mso-position-horizontal-relative:text;mso-position-vertical-relative:text;mso-width-relative:margin;mso-height-relative:margin" o:gfxdata="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" strokecolor="white [3212]">
-            <v:textbox>
+          <v:shape id="_x0000_s1029" type="#_x0000_t202" style="position:absolute;margin-left:451.5pt;margin-top:9.45pt;width:247.5pt;height:107.25pt;z-index:251658240;visibility:visible;mso-wrap-distance-top:3.6pt;mso-wrap-distance-bottom:3.6pt;mso-position-horizontal-relative:text;mso-position-vertical-relative:text;mso-width-relative:margin;mso-height-relative:margin" o:gfxdata="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" strokecolor="white [3212]">
+            <v:textbox style="mso-next-textbox:#_x0000_s1029">
               <w:txbxContent>
                 <w:p>
                   <w:pPr>
@@ -1015,17 +1168,38 @@
                     <w:jc w:val="center"/>
                   </w:pPr>
                   <w:r>
-                    <w:t xml:space="preserve">Bandung,                </w:t>
-                  </w:r>
-                  <w:r>
-                    <w:rPr>
-                      <w:lang w:val="id-ID"/>
-                    </w:rPr>
-                    <w:tab/>
-                  </w:r>
-                  <w:r>
-                    <w:t xml:space="preserve">   20……</w:t>
-                  </w:r>
+                    <w:t xml:space="preserve">Bandung, </w:t>
+                  </w:r>
+                  <w:fldSimple w:instr=" MERGEFIELD Tanggal_T1 ">
+                    <w:r>
+                      <w:rPr>
+                        <w:noProof/>
+                      </w:rPr>
+                      <w:t>1</w:t>
+                    </w:r>
+                  </w:fldSimple>
+                  <w:r>
+                    <w:t xml:space="preserve"> </w:t>
+                  </w:r>
+                  <w:fldSimple w:instr=" MERGEFIELD Bulan_T1 ">
+                    <w:r>
+                      <w:rPr>
+                        <w:noProof/>
+                      </w:rPr>
+                      <w:t>Mei</w:t>
+                    </w:r>
+                  </w:fldSimple>
+                  <w:r>
+                    <w:t xml:space="preserve"> </w:t>
+                  </w:r>
+                  <w:fldSimple w:instr=" MERGEFIELD Tahun_T1 ">
+                    <w:r>
+                      <w:rPr>
+                        <w:noProof/>
+                      </w:rPr>
+                      <w:t>2026</w:t>
+                    </w:r>
+                  </w:fldSimple>
                 </w:p>
                 <w:p>
                   <w:pPr>
@@ -1159,8 +1333,8 @@
           <w:noProof/>
         </w:rPr>
         <w:pict w14:anchorId="47305E23">
-          <v:shape id="_x0000_s1030" type="#_x0000_t202" style="position:absolute;margin-left:409.5pt;margin-top:0;width:81pt;height:18pt;z-index:251671552;visibility:visible;mso-wrap-distance-top:3.6pt;mso-wrap-distance-bottom:3.6pt;mso-width-relative:margin;mso-height-relative:margin" o:gfxdata="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" strokecolor="white [3212]">
-            <v:textbox>
+          <v:shape id="_x0000_s1030" type="#_x0000_t202" style="position:absolute;margin-left:409.5pt;margin-top:0;width:81pt;height:18pt;z-index:251659264;visibility:visible;mso-wrap-distance-top:3.6pt;mso-wrap-distance-bottom:3.6pt;mso-width-relative:margin;mso-height-relative:margin" o:gfxdata="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" strokecolor="white [3212]">
+            <v:textbox style="mso-next-textbox:#_x0000_s1030">
               <w:txbxContent>
                 <w:p>
                   <w:pPr>
@@ -1223,8 +1397,8 @@
           <w:noProof/>
         </w:rPr>
         <w:pict w14:anchorId="25984D51">
-          <v:shape id="_x0000_s1031" type="#_x0000_t202" style="position:absolute;margin-left:6in;margin-top:3.9pt;width:81pt;height:33pt;z-index:251674624;visibility:visible;mso-wrap-distance-top:3.6pt;mso-wrap-distance-bottom:3.6pt;mso-width-relative:margin;mso-height-relative:margin" o:gfxdata="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" strokecolor="white [3212]">
-            <v:textbox>
+          <v:shape id="_x0000_s1031" type="#_x0000_t202" style="position:absolute;margin-left:6in;margin-top:3.9pt;width:81pt;height:33pt;z-index:251661312;visibility:visible;mso-wrap-distance-top:3.6pt;mso-wrap-distance-bottom:3.6pt;mso-width-relative:margin;mso-height-relative:margin" o:gfxdata="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" strokecolor="white [3212]">
+            <v:textbox style="mso-next-textbox:#_x0000_s1031">
               <w:txbxContent>
                 <w:p>
                   <w:pPr>
@@ -1300,7 +1474,7 @@
           <w:noProof/>
         </w:rPr>
         <w:pict w14:anchorId="5EDAE5C7">
-          <v:line id="Straight Connector 8" o:spid="_x0000_s1034" style="position:absolute;z-index:251673600;visibility:visible" from="-.75pt,12.15pt" to="192pt,12.15pt" o:gfxdata="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" strokecolor="black [3200]" strokeweight=".5pt">
+          <v:line id="Straight Connector 8" o:spid="_x0000_s1034" style="position:absolute;z-index:251660288;visibility:visible" from="-.75pt,12.15pt" to="192pt,12.15pt" o:gfxdata="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" strokecolor="black [3200]" strokeweight=".5pt">
             <v:stroke joinstyle="miter"/>
           </v:line>
         </w:pict>
@@ -1320,7 +1494,7 @@
           <w:lang w:val="id-ID" w:eastAsia="id-ID"/>
         </w:rPr>
         <w:drawing>
-          <wp:anchor distT="0" distB="0" distL="114300" distR="114300" simplePos="0" relativeHeight="251672576" behindDoc="0" locked="0" layoutInCell="1" allowOverlap="1" wp14:anchorId="0EADFCD4" wp14:editId="179DC35E">
+          <wp:anchor distT="0" distB="0" distL="114300" distR="114300" simplePos="0" relativeHeight="251664384" behindDoc="0" locked="0" layoutInCell="1" allowOverlap="1" wp14:anchorId="0EADFCD4" wp14:editId="179DC35E">
             <wp:simplePos x="0" y="0"/>
             <wp:positionH relativeFrom="column">
               <wp:posOffset>2867024</wp:posOffset>
@@ -1432,14 +1606,14 @@
           <w:noProof/>
         </w:rPr>
         <w:pict w14:anchorId="15503E53">
-          <v:shape id="_x0000_s1032" type="#_x0000_t202" style="position:absolute;left:0;text-align:left;margin-left:-6.05pt;margin-top:20.7pt;width:515.25pt;height:43.5pt;z-index:251675648;visibility:visible;mso-wrap-distance-top:3.6pt;mso-wrap-distance-bottom:3.6pt;mso-width-relative:margin;mso-height-relative:margin" o:gfxdata="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" strokecolor="black [3213]">
-            <v:textbox>
+          <v:shape id="_x0000_s1032" type="#_x0000_t202" style="position:absolute;left:0;text-align:left;margin-left:-6.05pt;margin-top:20.7pt;width:515.25pt;height:43.5pt;z-index:251662336;visibility:visible;mso-wrap-distance-top:3.6pt;mso-wrap-distance-bottom:3.6pt;mso-width-relative:margin;mso-height-relative:margin" o:gfxdata="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" strokecolor="black [3213]">
+            <v:textbox style="mso-next-textbox:#_x0000_s1032">
               <w:txbxContent>
                 <w:p>
                   <w:pPr>
                     <w:spacing w:line="360" w:lineRule="auto"/>
                     <w:contextualSpacing/>
-                    <w:jc w:val="both"/>
+                    <w:jc w:val="center"/>
                     <w:rPr>
                       <w:sz w:val="20"/>
                       <w:szCs w:val="20"/>
@@ -1450,7 +1624,64 @@
                       <w:sz w:val="20"/>
                       <w:szCs w:val="20"/>
                     </w:rPr>
-                    <w:t>Hari ………………………………….……</w:t>
+                    <w:t xml:space="preserve">Hari </w:t>
+                  </w:r>
+                  <w:r>
+                    <w:rPr>
+                      <w:sz w:val="20"/>
+                      <w:szCs w:val="20"/>
+                    </w:rPr>
+                    <w:fldChar w:fldCharType="begin"/>
+                  </w:r>
+                  <w:r>
+                    <w:rPr>
+                      <w:sz w:val="20"/>
+                      <w:szCs w:val="20"/>
+                    </w:rPr>
+                    <w:instrText xml:space="preserve"> MERGEFIELD Hari_T2 </w:instrText>
+                  </w:r>
+                  <w:r>
+                    <w:rPr>
+                      <w:sz w:val="20"/>
+                      <w:szCs w:val="20"/>
+                    </w:rPr>
+                    <w:fldChar w:fldCharType="separate"/>
+                  </w:r>
+                  <w:r>
+                    <w:rPr>
+                      <w:noProof/>
+                      <w:sz w:val="20"/>
+                      <w:szCs w:val="20"/>
+                    </w:rPr>
+                    <w:t>Senin</w:t>
+                  </w:r>
+                  <w:r>
+                    <w:rPr>
+                      <w:sz w:val="20"/>
+                      <w:szCs w:val="20"/>
+                    </w:rPr>
+                    <w:fldChar w:fldCharType="end"/>
+                  </w:r>
+                  <w:r>
+                    <w:rPr>
+                      <w:sz w:val="20"/>
+                      <w:szCs w:val="20"/>
+                    </w:rPr>
+                    <w:t xml:space="preserve"> </w:t>
+                  </w:r>
+                  <w:r>
+                    <w:rPr>
+                      <w:sz w:val="20"/>
+                      <w:szCs w:val="20"/>
+                    </w:rPr>
+                    <w:tab/>
+                  </w:r>
+                  <w:r>
+                    <w:rPr>
+                      <w:sz w:val="20"/>
+                      <w:szCs w:val="20"/>
+                    </w:rPr>
+                    <w:tab/>
                   </w:r>
                   <w:proofErr w:type="spellStart"/>
                   <w:r>
@@ -1466,7 +1697,128 @@
                       <w:sz w:val="20"/>
                       <w:szCs w:val="20"/>
                     </w:rPr>
-                    <w:t xml:space="preserve"> ………………..………… Bulan …………………………………………. </w:t>
+                    <w:t xml:space="preserve"> </w:t>
+                  </w:r>
+                  <w:r>
+                    <w:rPr>
+                      <w:sz w:val="20"/>
+                      <w:szCs w:val="20"/>
+                    </w:rPr>
+                    <w:fldChar w:fldCharType="begin"/>
+                  </w:r>
+                  <w:r>
+                    <w:rPr>
+                      <w:sz w:val="20"/>
+                      <w:szCs w:val="20"/>
+                    </w:rPr>
+                    <w:instrText xml:space="preserve"> MERGEFIELD Tanggal_T2 </w:instrText>
+                  </w:r>
+                  <w:r>
+                    <w:rPr>
+                      <w:sz w:val="20"/>
+                      <w:szCs w:val="20"/>
+                    </w:rPr>
+                    <w:fldChar w:fldCharType="separate"/>
+                  </w:r>
+                  <w:r>
+                    <w:rPr>
+                      <w:noProof/>
+                      <w:sz w:val="20"/>
+                      <w:szCs w:val="20"/>
+                    </w:rPr>
+                    <w:t>4</w:t>
+                  </w:r>
+                  <w:r>
+                    <w:rPr>
+                      <w:sz w:val="20"/>
+                      <w:szCs w:val="20"/>
+                    </w:rPr>
+                    <w:fldChar w:fldCharType="end"/>
+                  </w:r>
+                  <w:r>
+                    <w:rPr>
+                      <w:sz w:val="20"/>
+                      <w:szCs w:val="20"/>
+                    </w:rPr>
+                    <w:t xml:space="preserve"> </w:t>
+                  </w:r>
+                  <w:r>
+                    <w:rPr>
+                      <w:sz w:val="20"/>
+                      <w:szCs w:val="20"/>
+                    </w:rPr>
+                    <w:tab/>
+                  </w:r>
+                  <w:r>
+                    <w:rPr>
+                      <w:sz w:val="20"/>
+                      <w:szCs w:val="20"/>
+                    </w:rPr>
+                    <w:tab/>
+                  </w:r>
+                  <w:r>
+                    <w:rPr>
+                      <w:sz w:val="20"/>
+                      <w:szCs w:val="20"/>
+                    </w:rPr>
+                    <w:t xml:space="preserve">Bulan </w:t>
+                  </w:r>
+                  <w:r>
+                    <w:rPr>
+                      <w:sz w:val="20"/>
+                      <w:szCs w:val="20"/>
+                    </w:rPr>
+                    <w:fldChar w:fldCharType="begin"/>
+                  </w:r>
+                  <w:r>
+                    <w:rPr>
+                      <w:sz w:val="20"/>
+                      <w:szCs w:val="20"/>
+                    </w:rPr>
+                    <w:instrText xml:space="preserve"> MERGEFIELD Bulan_T2 </w:instrText>
+                  </w:r>
+                  <w:r>
+                    <w:rPr>
+                      <w:sz w:val="20"/>
+                      <w:szCs w:val="20"/>
+                    </w:rPr>
+                    <w:fldChar w:fldCharType="separate"/>
+                  </w:r>
+                  <w:r>
+                    <w:rPr>
+                      <w:noProof/>
+                      <w:sz w:val="20"/>
+                      <w:szCs w:val="20"/>
+                    </w:rPr>
+                    <w:t>Mei</w:t>
+                  </w:r>
+                  <w:r>
+                    <w:rPr>
+                      <w:sz w:val="20"/>
+                      <w:szCs w:val="20"/>
+                    </w:rPr>
+                    <w:fldChar w:fldCharType="end"/>
+                  </w:r>
+                  <w:r>
+                    <w:rPr>
+                      <w:sz w:val="20"/>
+                      <w:szCs w:val="20"/>
+                    </w:rPr>
+                    <w:t xml:space="preserve"> </w:t>
+                  </w:r>
+                  <w:r>
+                    <w:rPr>
+                      <w:sz w:val="20"/>
+                      <w:szCs w:val="20"/>
+                    </w:rPr>
+                    <w:tab/>
+                  </w:r>
+                  <w:r>
+                    <w:rPr>
+                      <w:sz w:val="20"/>
+                      <w:szCs w:val="20"/>
+                    </w:rPr>
+                    <w:tab/>
                   </w:r>
                   <w:proofErr w:type="spellStart"/>
                   <w:r>
@@ -1482,7 +1834,43 @@
                       <w:sz w:val="20"/>
                       <w:szCs w:val="20"/>
                     </w:rPr>
-                    <w:t xml:space="preserve"> ………………….…………….. </w:t>
+                    <w:t xml:space="preserve"> </w:t>
+                  </w:r>
+                  <w:r>
+                    <w:rPr>
+                      <w:sz w:val="20"/>
+                      <w:szCs w:val="20"/>
+                    </w:rPr>
+                    <w:fldChar w:fldCharType="begin"/>
+                  </w:r>
+                  <w:r>
+                    <w:rPr>
+                      <w:sz w:val="20"/>
+                      <w:szCs w:val="20"/>
+                    </w:rPr>
+                    <w:instrText xml:space="preserve"> MERGEFIELD Tahun_T2 </w:instrText>
+                  </w:r>
+                  <w:r>
+                    <w:rPr>
+                      <w:sz w:val="20"/>
+                      <w:szCs w:val="20"/>
+                    </w:rPr>
+                    <w:fldChar w:fldCharType="separate"/>
+                  </w:r>
+                  <w:r>
+                    <w:rPr>
+                      <w:noProof/>
+                      <w:sz w:val="20"/>
+                      <w:szCs w:val="20"/>
+                    </w:rPr>
+                    <w:t>2026</w:t>
+                  </w:r>
+                  <w:r>
+                    <w:rPr>
+                      <w:sz w:val="20"/>
+                      <w:szCs w:val="20"/>
+                    </w:rPr>
+                    <w:fldChar w:fldCharType="end"/>
                   </w:r>
                 </w:p>
                 <w:p>
@@ -1530,7 +1918,23 @@
                       <w:sz w:val="20"/>
                       <w:szCs w:val="20"/>
                     </w:rPr>
-                    <w:t xml:space="preserve"> II ……………….….………..…………………… </w:t>
+                    <w:t xml:space="preserve"> II ……………….….……</w:t>
+                  </w:r>
+                  <w:proofErr w:type="gramStart"/>
+                  <w:r>
+                    <w:rPr>
+                      <w:sz w:val="20"/>
+                      <w:szCs w:val="20"/>
+                    </w:rPr>
+                    <w:t>…..</w:t>
+                  </w:r>
+                  <w:proofErr w:type="gramEnd"/>
+                  <w:r>
+                    <w:rPr>
+                      <w:sz w:val="20"/>
+                      <w:szCs w:val="20"/>
+                    </w:rPr>
+                    <w:t xml:space="preserve">…………………… </w:t>
                   </w:r>
                   <w:proofErr w:type="spellStart"/>
                   <w:r>
@@ -1573,15 +1977,15 @@
         <w:tblLook w:val="04A0" w:firstRow="1" w:lastRow="0" w:firstColumn="1" w:lastColumn="0" w:noHBand="0" w:noVBand="1"/>
       </w:tblPr>
       <w:tblGrid>
-        <w:gridCol w:w="449"/>
-        <w:gridCol w:w="1096"/>
-        <w:gridCol w:w="820"/>
-        <w:gridCol w:w="1402"/>
-        <w:gridCol w:w="1552"/>
-        <w:gridCol w:w="1559"/>
-        <w:gridCol w:w="1509"/>
-        <w:gridCol w:w="1427"/>
-        <w:gridCol w:w="482"/>
+        <w:gridCol w:w="601"/>
+        <w:gridCol w:w="1304"/>
+        <w:gridCol w:w="974"/>
+        <w:gridCol w:w="1376"/>
+        <w:gridCol w:w="1453"/>
+        <w:gridCol w:w="1003"/>
+        <w:gridCol w:w="1576"/>
+        <w:gridCol w:w="1376"/>
+        <w:gridCol w:w="571"/>
       </w:tblGrid>
       <w:tr>
         <w:tc>
@@ -1776,7 +2180,7 @@
                 <w:rPr>
                   <w:noProof/>
                 </w:rPr>
-                <w:t>«Awal_PX_T2»</w:t>
+                <w:t>10000</w:t>
               </w:r>
             </w:fldSimple>
           </w:p>
@@ -1795,7 +2199,7 @@
                 <w:rPr>
                   <w:noProof/>
                 </w:rPr>
-                <w:t>«Terima_PX_T2»</w:t>
+                <w:t>0</w:t>
               </w:r>
             </w:fldSimple>
           </w:p>
@@ -1814,7 +2218,7 @@
                 <w:rPr>
                   <w:noProof/>
                 </w:rPr>
-                <w:t>«Jumlah_PX_T2»</w:t>
+                <w:t>10000</w:t>
               </w:r>
             </w:fldSimple>
           </w:p>
@@ -1833,7 +2237,7 @@
                 <w:rPr>
                   <w:noProof/>
                 </w:rPr>
-                <w:t>«Keluar_PX_T2»</w:t>
+                <w:t>0</w:t>
               </w:r>
             </w:fldSimple>
           </w:p>
@@ -1852,7 +2256,7 @@
                 <w:rPr>
                   <w:noProof/>
                 </w:rPr>
-                <w:t>«Akhir_PX_T2»</w:t>
+                <w:t>10000</w:t>
               </w:r>
             </w:fldSimple>
           </w:p>
@@ -1942,7 +2346,7 @@
                 <w:rPr>
                   <w:noProof/>
                 </w:rPr>
-                <w:t>«Awal_PDX_T2»</w:t>
+                <w:t>10000</w:t>
               </w:r>
             </w:fldSimple>
           </w:p>
@@ -1961,7 +2365,7 @@
                 <w:rPr>
                   <w:noProof/>
                 </w:rPr>
-                <w:t>«Terima_PDX_T2»</w:t>
+                <w:t>0</w:t>
               </w:r>
             </w:fldSimple>
           </w:p>
@@ -1980,7 +2384,7 @@
                 <w:rPr>
                   <w:noProof/>
                 </w:rPr>
-                <w:t>«Jumlah_PDX_T2»</w:t>
+                <w:t>10000</w:t>
               </w:r>
             </w:fldSimple>
           </w:p>
@@ -1999,7 +2403,7 @@
                 <w:rPr>
                   <w:noProof/>
                 </w:rPr>
-                <w:t>«Keluar_PDX_T2»</w:t>
+                <w:t>0</w:t>
               </w:r>
             </w:fldSimple>
           </w:p>
@@ -2018,7 +2422,7 @@
                 <w:rPr>
                   <w:noProof/>
                 </w:rPr>
-                <w:t>«Akhir_PDX_T2»</w:t>
+                <w:t>10000</w:t>
               </w:r>
             </w:fldSimple>
           </w:p>
@@ -2038,7 +2442,7 @@
           <w:noProof/>
         </w:rPr>
         <w:pict w14:anchorId="4273A309">
-          <v:shape id="_x0000_s1033" type="#_x0000_t202" style="position:absolute;margin-left:451.5pt;margin-top:9.45pt;width:247.5pt;height:107.25pt;z-index:251676672;visibility:visible;mso-wrap-distance-top:3.6pt;mso-wrap-distance-bottom:3.6pt;mso-position-horizontal-relative:text;mso-position-vertical-relative:text;mso-width-relative:margin;mso-height-relative:margin" o:gfxdata="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" strokecolor="white [3212]">
+          <v:shape id="_x0000_s1033" type="#_x0000_t202" style="position:absolute;margin-left:451.5pt;margin-top:9.45pt;width:247.5pt;height:107.25pt;z-index:251663360;visibility:visible;mso-wrap-distance-top:3.6pt;mso-wrap-distance-bottom:3.6pt;mso-position-horizontal-relative:text;mso-position-vertical-relative:text;mso-width-relative:margin;mso-height-relative:margin" o:gfxdata="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" strokecolor="white [3212]">
             <v:textbox>
               <w:txbxContent>
                 <w:p>
@@ -2048,8 +2452,38 @@
                     <w:jc w:val="center"/>
                   </w:pPr>
                   <w:r>
-                    <w:t>Bandung,                                         20……</w:t>
-                  </w:r>
+                    <w:t xml:space="preserve">Bandung, </w:t>
+                  </w:r>
+                  <w:fldSimple w:instr=" MERGEFIELD Tanggal_T2 ">
+                    <w:r>
+                      <w:rPr>
+                        <w:noProof/>
+                      </w:rPr>
+                      <w:t>4</w:t>
+                    </w:r>
+                  </w:fldSimple>
+                  <w:r>
+                    <w:t xml:space="preserve"> </w:t>
+                  </w:r>
+                  <w:fldSimple w:instr=" MERGEFIELD Bulan_T2 ">
+                    <w:r>
+                      <w:rPr>
+                        <w:noProof/>
+                      </w:rPr>
+                      <w:t>Mei</w:t>
+                    </w:r>
+                  </w:fldSimple>
+                  <w:r>
+                    <w:t xml:space="preserve"> </w:t>
+                  </w:r>
+                  <w:fldSimple w:instr=" MERGEFIELD Tahun_T2 ">
+                    <w:r>
+                      <w:rPr>
+                        <w:noProof/>
+                      </w:rPr>
+                      <w:t>2026</w:t>
+                    </w:r>
+                  </w:fldSimple>
                 </w:p>
                 <w:p>
                   <w:pPr>

--- a/static/templates/laporan/REKAPITULASI HARIAN.docx
+++ b/static/templates/laporan/REKAPITULASI HARIAN.docx
@@ -342,7 +342,7 @@
                       <w:sz w:val="20"/>
                       <w:szCs w:val="20"/>
                     </w:rPr>
-                    <w:t>Jumat</w:t>
+                    <w:t>Senin</w:t>
                   </w:r>
                   <w:r>
                     <w:rPr>
@@ -415,7 +415,7 @@
                       <w:sz w:val="20"/>
                       <w:szCs w:val="20"/>
                     </w:rPr>
-                    <w:t>1</w:t>
+                    <w:t>20</w:t>
                   </w:r>
                   <w:r>
                     <w:rPr>
@@ -479,7 +479,7 @@
                       <w:sz w:val="20"/>
                       <w:szCs w:val="20"/>
                     </w:rPr>
-                    <w:t>Mei</w:t>
+                    <w:t>Juli</w:t>
                   </w:r>
                   <w:r>
                     <w:rPr>
@@ -509,21 +509,12 @@
                     </w:rPr>
                     <w:tab/>
                   </w:r>
-                  <w:proofErr w:type="spellStart"/>
-                  <w:r>
-                    <w:rPr>
-                      <w:sz w:val="20"/>
-                      <w:szCs w:val="20"/>
-                    </w:rPr>
-                    <w:t>Tahun</w:t>
-                  </w:r>
-                  <w:proofErr w:type="spellEnd"/>
-                  <w:r>
-                    <w:rPr>
-                      <w:sz w:val="20"/>
-                      <w:szCs w:val="20"/>
-                    </w:rPr>
-                    <w:t xml:space="preserve"> </w:t>
+                  <w:r>
+                    <w:rPr>
+                      <w:sz w:val="20"/>
+                      <w:szCs w:val="20"/>
+                    </w:rPr>
+                    <w:t xml:space="preserve">Tahun </w:t>
                   </w:r>
                   <w:r>
                     <w:rPr>
@@ -570,12 +561,14 @@
                     <w:rPr>
                       <w:sz w:val="20"/>
                       <w:szCs w:val="20"/>
+                      <w:lang w:val="it-IT"/>
                     </w:rPr>
                   </w:pPr>
                   <w:r>
                     <w:rPr>
                       <w:sz w:val="20"/>
                       <w:szCs w:val="20"/>
+                      <w:lang w:val="it-IT"/>
                     </w:rPr>
                     <w:t xml:space="preserve">SATKAI </w:t>
                   </w:r>
@@ -583,6 +576,7 @@
                     <w:rPr>
                       <w:sz w:val="20"/>
                       <w:szCs w:val="20"/>
+                      <w:lang w:val="it-IT"/>
                     </w:rPr>
                     <w:t>I</w:t>
                   </w:r>
@@ -590,6 +584,7 @@
                     <w:rPr>
                       <w:sz w:val="20"/>
                       <w:szCs w:val="20"/>
+                      <w:lang w:val="it-IT"/>
                     </w:rPr>
                     <w:t>………………………</w:t>
                   </w:r>
@@ -597,14 +592,15 @@
                     <w:rPr>
                       <w:sz w:val="20"/>
                       <w:szCs w:val="20"/>
+                      <w:lang w:val="it-IT"/>
                     </w:rPr>
                     <w:t xml:space="preserve">………… </w:t>
                   </w:r>
-                  <w:proofErr w:type="spellStart"/>
-                  <w:r>
-                    <w:rPr>
-                      <w:sz w:val="20"/>
-                      <w:szCs w:val="20"/>
+                  <w:r>
+                    <w:rPr>
+                      <w:sz w:val="20"/>
+                      <w:szCs w:val="20"/>
+                      <w:lang w:val="it-IT"/>
                     </w:rPr>
                     <w:t>Satka</w:t>
                   </w:r>
@@ -612,53 +608,23 @@
                     <w:rPr>
                       <w:sz w:val="20"/>
                       <w:szCs w:val="20"/>
-                    </w:rPr>
-                    <w:t>i</w:t>
-                  </w:r>
-                  <w:proofErr w:type="spellEnd"/>
-                  <w:r>
-                    <w:rPr>
-                      <w:sz w:val="20"/>
-                      <w:szCs w:val="20"/>
-                    </w:rPr>
-                    <w:t xml:space="preserve"> II ……………….….……</w:t>
-                  </w:r>
-                  <w:proofErr w:type="gramStart"/>
-                  <w:r>
-                    <w:rPr>
-                      <w:sz w:val="20"/>
-                      <w:szCs w:val="20"/>
-                    </w:rPr>
-                    <w:t>…..</w:t>
-                  </w:r>
-                  <w:proofErr w:type="gramEnd"/>
-                  <w:r>
-                    <w:rPr>
-                      <w:sz w:val="20"/>
-                      <w:szCs w:val="20"/>
-                    </w:rPr>
-                    <w:t>……………………</w:t>
-                  </w:r>
-                  <w:proofErr w:type="spellStart"/>
-                  <w:r>
-                    <w:rPr>
-                      <w:sz w:val="20"/>
-                      <w:szCs w:val="20"/>
-                    </w:rPr>
-                    <w:t>Satkai</w:t>
-                  </w:r>
-                  <w:proofErr w:type="spellEnd"/>
-                  <w:r>
-                    <w:rPr>
-                      <w:sz w:val="20"/>
-                      <w:szCs w:val="20"/>
-                    </w:rPr>
-                    <w:t xml:space="preserve"> III</w:t>
-                  </w:r>
-                  <w:r>
-                    <w:rPr>
-                      <w:sz w:val="20"/>
-                      <w:szCs w:val="20"/>
+                      <w:lang w:val="it-IT"/>
+                    </w:rPr>
+                    <w:t>i II ……………….….………..……………………</w:t>
+                  </w:r>
+                  <w:r>
+                    <w:rPr>
+                      <w:sz w:val="20"/>
+                      <w:szCs w:val="20"/>
+                      <w:lang w:val="it-IT"/>
+                    </w:rPr>
+                    <w:t>Satkai III</w:t>
+                  </w:r>
+                  <w:r>
+                    <w:rPr>
+                      <w:sz w:val="20"/>
+                      <w:szCs w:val="20"/>
+                      <w:lang w:val="it-IT"/>
                     </w:rPr>
                     <w:t xml:space="preserve"> ……………………………………………………………</w:t>
                   </w:r>
@@ -893,7 +859,7 @@
                 <w:rPr>
                   <w:noProof/>
                 </w:rPr>
-                <w:t>10000</w:t>
+                <w:t>6018</w:t>
               </w:r>
             </w:fldSimple>
           </w:p>
@@ -931,7 +897,7 @@
                 <w:rPr>
                   <w:noProof/>
                 </w:rPr>
-                <w:t>10000</w:t>
+                <w:t>6018</w:t>
               </w:r>
             </w:fldSimple>
           </w:p>
@@ -969,7 +935,7 @@
                 <w:rPr>
                   <w:noProof/>
                 </w:rPr>
-                <w:t>10000</w:t>
+                <w:t>6018</w:t>
               </w:r>
             </w:fldSimple>
           </w:p>
@@ -1062,7 +1028,7 @@
                 <w:rPr>
                   <w:noProof/>
                 </w:rPr>
-                <w:t>10000</w:t>
+                <w:t>4963</w:t>
               </w:r>
             </w:fldSimple>
           </w:p>
@@ -1138,7 +1104,7 @@
                 <w:rPr>
                   <w:noProof/>
                 </w:rPr>
-                <w:t>10000</w:t>
+                <w:t>4963</w:t>
               </w:r>
             </w:fldSimple>
           </w:p>
@@ -1175,7 +1141,7 @@
                       <w:rPr>
                         <w:noProof/>
                       </w:rPr>
-                      <w:t>1</w:t>
+                      <w:t>20</w:t>
                     </w:r>
                   </w:fldSimple>
                   <w:r>
@@ -1186,7 +1152,7 @@
                       <w:rPr>
                         <w:noProof/>
                       </w:rPr>
-                      <w:t>Mei</w:t>
+                      <w:t>Juli</w:t>
                     </w:r>
                   </w:fldSimple>
                   <w:r>
@@ -1494,7 +1460,7 @@
           <w:lang w:val="id-ID" w:eastAsia="id-ID"/>
         </w:rPr>
         <w:drawing>
-          <wp:anchor distT="0" distB="0" distL="114300" distR="114300" simplePos="0" relativeHeight="251664384" behindDoc="0" locked="0" layoutInCell="1" allowOverlap="1" wp14:anchorId="0EADFCD4" wp14:editId="179DC35E">
+          <wp:anchor distT="0" distB="0" distL="114300" distR="114300" simplePos="0" relativeHeight="251658240" behindDoc="0" locked="0" layoutInCell="1" allowOverlap="1" wp14:anchorId="0EADFCD4" wp14:editId="179DC35E">
             <wp:simplePos x="0" y="0"/>
             <wp:positionH relativeFrom="column">
               <wp:posOffset>2867024</wp:posOffset>
@@ -1645,21 +1611,6 @@
                       <w:sz w:val="20"/>
                       <w:szCs w:val="20"/>
                     </w:rPr>
-                    <w:fldChar w:fldCharType="separate"/>
-                  </w:r>
-                  <w:r>
-                    <w:rPr>
-                      <w:noProof/>
-                      <w:sz w:val="20"/>
-                      <w:szCs w:val="20"/>
-                    </w:rPr>
-                    <w:t>Senin</w:t>
-                  </w:r>
-                  <w:r>
-                    <w:rPr>
-                      <w:sz w:val="20"/>
-                      <w:szCs w:val="20"/>
-                    </w:rPr>
                     <w:fldChar w:fldCharType="end"/>
                   </w:r>
                   <w:r>
@@ -1683,13 +1634,111 @@
                     </w:rPr>
                     <w:tab/>
                   </w:r>
+                  <w:r>
+                    <w:rPr>
+                      <w:sz w:val="20"/>
+                      <w:szCs w:val="20"/>
+                    </w:rPr>
+                    <w:t xml:space="preserve">Tanggal </w:t>
+                  </w:r>
+                  <w:r>
+                    <w:rPr>
+                      <w:sz w:val="20"/>
+                      <w:szCs w:val="20"/>
+                    </w:rPr>
+                    <w:fldChar w:fldCharType="begin"/>
+                  </w:r>
+                  <w:r>
+                    <w:rPr>
+                      <w:sz w:val="20"/>
+                      <w:szCs w:val="20"/>
+                    </w:rPr>
+                    <w:instrText xml:space="preserve"> MERGEFIELD Tanggal_T2 </w:instrText>
+                  </w:r>
+                  <w:r>
+                    <w:rPr>
+                      <w:sz w:val="20"/>
+                      <w:szCs w:val="20"/>
+                    </w:rPr>
+                    <w:fldChar w:fldCharType="end"/>
+                  </w:r>
+                  <w:r>
+                    <w:rPr>
+                      <w:sz w:val="20"/>
+                      <w:szCs w:val="20"/>
+                    </w:rPr>
+                    <w:t xml:space="preserve"> </w:t>
+                  </w:r>
+                  <w:r>
+                    <w:rPr>
+                      <w:sz w:val="20"/>
+                      <w:szCs w:val="20"/>
+                    </w:rPr>
+                    <w:tab/>
+                  </w:r>
+                  <w:r>
+                    <w:rPr>
+                      <w:sz w:val="20"/>
+                      <w:szCs w:val="20"/>
+                    </w:rPr>
+                    <w:tab/>
+                  </w:r>
+                  <w:r>
+                    <w:rPr>
+                      <w:sz w:val="20"/>
+                      <w:szCs w:val="20"/>
+                    </w:rPr>
+                    <w:t xml:space="preserve">Bulan </w:t>
+                  </w:r>
+                  <w:r>
+                    <w:rPr>
+                      <w:sz w:val="20"/>
+                      <w:szCs w:val="20"/>
+                    </w:rPr>
+                    <w:fldChar w:fldCharType="begin"/>
+                  </w:r>
+                  <w:r>
+                    <w:rPr>
+                      <w:sz w:val="20"/>
+                      <w:szCs w:val="20"/>
+                    </w:rPr>
+                    <w:instrText xml:space="preserve"> MERGEFIELD Bulan_T2 </w:instrText>
+                  </w:r>
+                  <w:r>
+                    <w:rPr>
+                      <w:sz w:val="20"/>
+                      <w:szCs w:val="20"/>
+                    </w:rPr>
+                    <w:fldChar w:fldCharType="end"/>
+                  </w:r>
+                  <w:r>
+                    <w:rPr>
+                      <w:sz w:val="20"/>
+                      <w:szCs w:val="20"/>
+                    </w:rPr>
+                    <w:t xml:space="preserve"> </w:t>
+                  </w:r>
+                  <w:r>
+                    <w:rPr>
+                      <w:sz w:val="20"/>
+                      <w:szCs w:val="20"/>
+                    </w:rPr>
+                    <w:tab/>
+                  </w:r>
+                  <w:r>
+                    <w:rPr>
+                      <w:sz w:val="20"/>
+                      <w:szCs w:val="20"/>
+                    </w:rPr>
+                    <w:tab/>
+                  </w:r>
                   <w:proofErr w:type="spellStart"/>
                   <w:r>
                     <w:rPr>
                       <w:sz w:val="20"/>
                       <w:szCs w:val="20"/>
                     </w:rPr>
-                    <w:t>Tanggal</w:t>
+                    <w:t>Tahun</w:t>
                   </w:r>
                   <w:proofErr w:type="spellEnd"/>
                   <w:r>
@@ -1711,159 +1760,7 @@
                       <w:sz w:val="20"/>
                       <w:szCs w:val="20"/>
                     </w:rPr>
-                    <w:instrText xml:space="preserve"> MERGEFIELD Tanggal_T2 </w:instrText>
-                  </w:r>
-                  <w:r>
-                    <w:rPr>
-                      <w:sz w:val="20"/>
-                      <w:szCs w:val="20"/>
-                    </w:rPr>
-                    <w:fldChar w:fldCharType="separate"/>
-                  </w:r>
-                  <w:r>
-                    <w:rPr>
-                      <w:noProof/>
-                      <w:sz w:val="20"/>
-                      <w:szCs w:val="20"/>
-                    </w:rPr>
-                    <w:t>4</w:t>
-                  </w:r>
-                  <w:r>
-                    <w:rPr>
-                      <w:sz w:val="20"/>
-                      <w:szCs w:val="20"/>
-                    </w:rPr>
-                    <w:fldChar w:fldCharType="end"/>
-                  </w:r>
-                  <w:r>
-                    <w:rPr>
-                      <w:sz w:val="20"/>
-                      <w:szCs w:val="20"/>
-                    </w:rPr>
-                    <w:t xml:space="preserve"> </w:t>
-                  </w:r>
-                  <w:r>
-                    <w:rPr>
-                      <w:sz w:val="20"/>
-                      <w:szCs w:val="20"/>
-                    </w:rPr>
-                    <w:tab/>
-                  </w:r>
-                  <w:r>
-                    <w:rPr>
-                      <w:sz w:val="20"/>
-                      <w:szCs w:val="20"/>
-                    </w:rPr>
-                    <w:tab/>
-                  </w:r>
-                  <w:r>
-                    <w:rPr>
-                      <w:sz w:val="20"/>
-                      <w:szCs w:val="20"/>
-                    </w:rPr>
-                    <w:t xml:space="preserve">Bulan </w:t>
-                  </w:r>
-                  <w:r>
-                    <w:rPr>
-                      <w:sz w:val="20"/>
-                      <w:szCs w:val="20"/>
-                    </w:rPr>
-                    <w:fldChar w:fldCharType="begin"/>
-                  </w:r>
-                  <w:r>
-                    <w:rPr>
-                      <w:sz w:val="20"/>
-                      <w:szCs w:val="20"/>
-                    </w:rPr>
-                    <w:instrText xml:space="preserve"> MERGEFIELD Bulan_T2 </w:instrText>
-                  </w:r>
-                  <w:r>
-                    <w:rPr>
-                      <w:sz w:val="20"/>
-                      <w:szCs w:val="20"/>
-                    </w:rPr>
-                    <w:fldChar w:fldCharType="separate"/>
-                  </w:r>
-                  <w:r>
-                    <w:rPr>
-                      <w:noProof/>
-                      <w:sz w:val="20"/>
-                      <w:szCs w:val="20"/>
-                    </w:rPr>
-                    <w:t>Mei</w:t>
-                  </w:r>
-                  <w:r>
-                    <w:rPr>
-                      <w:sz w:val="20"/>
-                      <w:szCs w:val="20"/>
-                    </w:rPr>
-                    <w:fldChar w:fldCharType="end"/>
-                  </w:r>
-                  <w:r>
-                    <w:rPr>
-                      <w:sz w:val="20"/>
-                      <w:szCs w:val="20"/>
-                    </w:rPr>
-                    <w:t xml:space="preserve"> </w:t>
-                  </w:r>
-                  <w:r>
-                    <w:rPr>
-                      <w:sz w:val="20"/>
-                      <w:szCs w:val="20"/>
-                    </w:rPr>
-                    <w:tab/>
-                  </w:r>
-                  <w:r>
-                    <w:rPr>
-                      <w:sz w:val="20"/>
-                      <w:szCs w:val="20"/>
-                    </w:rPr>
-                    <w:tab/>
-                  </w:r>
-                  <w:proofErr w:type="spellStart"/>
-                  <w:r>
-                    <w:rPr>
-                      <w:sz w:val="20"/>
-                      <w:szCs w:val="20"/>
-                    </w:rPr>
-                    <w:t>Tahun</w:t>
-                  </w:r>
-                  <w:proofErr w:type="spellEnd"/>
-                  <w:r>
-                    <w:rPr>
-                      <w:sz w:val="20"/>
-                      <w:szCs w:val="20"/>
-                    </w:rPr>
-                    <w:t xml:space="preserve"> </w:t>
-                  </w:r>
-                  <w:r>
-                    <w:rPr>
-                      <w:sz w:val="20"/>
-                      <w:szCs w:val="20"/>
-                    </w:rPr>
-                    <w:fldChar w:fldCharType="begin"/>
-                  </w:r>
-                  <w:r>
-                    <w:rPr>
-                      <w:sz w:val="20"/>
-                      <w:szCs w:val="20"/>
-                    </w:rPr>
                     <w:instrText xml:space="preserve"> MERGEFIELD Tahun_T2 </w:instrText>
-                  </w:r>
-                  <w:r>
-                    <w:rPr>
-                      <w:sz w:val="20"/>
-                      <w:szCs w:val="20"/>
-                    </w:rPr>
-                    <w:fldChar w:fldCharType="separate"/>
-                  </w:r>
-                  <w:r>
-                    <w:rPr>
-                      <w:noProof/>
-                      <w:sz w:val="20"/>
-                      <w:szCs w:val="20"/>
-                    </w:rPr>
-                    <w:t>2026</w:t>
                   </w:r>
                   <w:r>
                     <w:rPr>
@@ -1881,76 +1778,16 @@
                     <w:rPr>
                       <w:sz w:val="20"/>
                       <w:szCs w:val="20"/>
+                      <w:lang w:val="it-IT"/>
                     </w:rPr>
                   </w:pPr>
                   <w:r>
                     <w:rPr>
                       <w:sz w:val="20"/>
                       <w:szCs w:val="20"/>
-                    </w:rPr>
-                    <w:t>SATKAI I</w:t>
-                  </w:r>
-                  <w:r>
-                    <w:rPr>
-                      <w:sz w:val="20"/>
-                      <w:szCs w:val="20"/>
-                    </w:rPr>
-                    <w:t>………………………</w:t>
-                  </w:r>
-                  <w:r>
-                    <w:rPr>
-                      <w:sz w:val="20"/>
-                      <w:szCs w:val="20"/>
-                    </w:rPr>
-                    <w:t xml:space="preserve">………… </w:t>
-                  </w:r>
-                  <w:proofErr w:type="spellStart"/>
-                  <w:r>
-                    <w:rPr>
-                      <w:sz w:val="20"/>
-                      <w:szCs w:val="20"/>
-                    </w:rPr>
-                    <w:t>Satkai</w:t>
-                  </w:r>
-                  <w:proofErr w:type="spellEnd"/>
-                  <w:r>
-                    <w:rPr>
-                      <w:sz w:val="20"/>
-                      <w:szCs w:val="20"/>
-                    </w:rPr>
-                    <w:t xml:space="preserve"> II ……………….….……</w:t>
-                  </w:r>
-                  <w:proofErr w:type="gramStart"/>
-                  <w:r>
-                    <w:rPr>
-                      <w:sz w:val="20"/>
-                      <w:szCs w:val="20"/>
-                    </w:rPr>
-                    <w:t>…..</w:t>
-                  </w:r>
-                  <w:proofErr w:type="gramEnd"/>
-                  <w:r>
-                    <w:rPr>
-                      <w:sz w:val="20"/>
-                      <w:szCs w:val="20"/>
-                    </w:rPr>
-                    <w:t xml:space="preserve">…………………… </w:t>
-                  </w:r>
-                  <w:proofErr w:type="spellStart"/>
-                  <w:r>
-                    <w:rPr>
-                      <w:sz w:val="20"/>
-                      <w:szCs w:val="20"/>
-                    </w:rPr>
-                    <w:t>Satkai</w:t>
-                  </w:r>
-                  <w:proofErr w:type="spellEnd"/>
-                  <w:r>
-                    <w:rPr>
-                      <w:sz w:val="20"/>
-                      <w:szCs w:val="20"/>
-                    </w:rPr>
-                    <w:t xml:space="preserve"> III ……………………………………………………………</w:t>
+                      <w:lang w:val="it-IT"/>
+                    </w:rPr>
+                    <w:t>SATKAI I………………………………… Satkai II ……………….….………..…………………… Satkai III ……………………………………………………………</w:t>
                   </w:r>
                 </w:p>
               </w:txbxContent>
@@ -2180,7 +2017,7 @@
                 <w:rPr>
                   <w:noProof/>
                 </w:rPr>
-                <w:t>10000</w:t>
+                <w:t>0</w:t>
               </w:r>
             </w:fldSimple>
           </w:p>
@@ -2218,7 +2055,7 @@
                 <w:rPr>
                   <w:noProof/>
                 </w:rPr>
-                <w:t>10000</w:t>
+                <w:t>0</w:t>
               </w:r>
             </w:fldSimple>
           </w:p>
@@ -2256,7 +2093,7 @@
                 <w:rPr>
                   <w:noProof/>
                 </w:rPr>
-                <w:t>10000</w:t>
+                <w:t>0</w:t>
               </w:r>
             </w:fldSimple>
           </w:p>
@@ -2346,7 +2183,7 @@
                 <w:rPr>
                   <w:noProof/>
                 </w:rPr>
-                <w:t>10000</w:t>
+                <w:t>0</w:t>
               </w:r>
             </w:fldSimple>
           </w:p>
@@ -2384,7 +2221,7 @@
                 <w:rPr>
                   <w:noProof/>
                 </w:rPr>
-                <w:t>10000</w:t>
+                <w:t>0</w:t>
               </w:r>
             </w:fldSimple>
           </w:p>
@@ -2422,7 +2259,7 @@
                 <w:rPr>
                   <w:noProof/>
                 </w:rPr>
-                <w:t>10000</w:t>
+                <w:t>0</w:t>
               </w:r>
             </w:fldSimple>
           </w:p>
@@ -2454,36 +2291,48 @@
                   <w:r>
                     <w:t xml:space="preserve">Bandung, </w:t>
                   </w:r>
-                  <w:fldSimple w:instr=" MERGEFIELD Tanggal_T2 ">
-                    <w:r>
-                      <w:rPr>
-                        <w:noProof/>
-                      </w:rPr>
-                      <w:t>4</w:t>
-                    </w:r>
-                  </w:fldSimple>
+                  <w:r>
+                    <w:fldChar w:fldCharType="begin"/>
+                  </w:r>
+                  <w:r>
+                    <w:instrText xml:space="preserve"> MERGEFIELD Tanggal_T2 </w:instrText>
+                  </w:r>
+                  <w:r>
+                    <w:rPr>
+                      <w:noProof/>
+                    </w:rPr>
+                    <w:fldChar w:fldCharType="end"/>
+                  </w:r>
                   <w:r>
                     <w:t xml:space="preserve"> </w:t>
                   </w:r>
-                  <w:fldSimple w:instr=" MERGEFIELD Bulan_T2 ">
-                    <w:r>
-                      <w:rPr>
-                        <w:noProof/>
-                      </w:rPr>
-                      <w:t>Mei</w:t>
-                    </w:r>
-                  </w:fldSimple>
+                  <w:r>
+                    <w:fldChar w:fldCharType="begin"/>
+                  </w:r>
+                  <w:r>
+                    <w:instrText xml:space="preserve"> MERGEFIELD Bulan_T2 </w:instrText>
+                  </w:r>
+                  <w:r>
+                    <w:rPr>
+                      <w:noProof/>
+                    </w:rPr>
+                    <w:fldChar w:fldCharType="end"/>
+                  </w:r>
                   <w:r>
                     <w:t xml:space="preserve"> </w:t>
                   </w:r>
-                  <w:fldSimple w:instr=" MERGEFIELD Tahun_T2 ">
-                    <w:r>
-                      <w:rPr>
-                        <w:noProof/>
-                      </w:rPr>
-                      <w:t>2026</w:t>
-                    </w:r>
-                  </w:fldSimple>
+                  <w:r>
+                    <w:fldChar w:fldCharType="begin"/>
+                  </w:r>
+                  <w:r>
+                    <w:instrText xml:space="preserve"> MERGEFIELD Tahun_T2 </w:instrText>
+                  </w:r>
+                  <w:r>
+                    <w:rPr>
+                      <w:noProof/>
+                    </w:rPr>
+                    <w:fldChar w:fldCharType="end"/>
+                  </w:r>
                 </w:p>
                 <w:p>
                   <w:pPr>
